--- a/Notes/Day 8.docx
+++ b/Notes/Day 8.docx
@@ -30,7 +30,15 @@
       </w:r>
       <w:proofErr w:type="spellEnd"/>
       <w:r>
-        <w:t xml:space="preserve"> API is available in package @anhular/common/http. This API always returns an observable object, hence it needs to be subscribed.</w:t>
+        <w:t xml:space="preserve"> API is available in package @anhular/common/http. This API always returns an observable </w:t>
+      </w:r>
+      <w:proofErr w:type="gramStart"/>
+      <w:r>
+        <w:t>object,</w:t>
+      </w:r>
+      <w:proofErr w:type="gramEnd"/>
+      <w:r>
+        <w:t xml:space="preserve"> hence it needs to be subscribed.</w:t>
       </w:r>
     </w:p>
     <w:p>
@@ -194,8 +202,13 @@
         <w:t xml:space="preserve">// </w:t>
       </w:r>
       <w:proofErr w:type="spellStart"/>
-      <w:r>
-        <w:t>app.module.ts</w:t>
+      <w:proofErr w:type="gramStart"/>
+      <w:r>
+        <w:t>app.module</w:t>
+      </w:r>
+      <w:proofErr w:type="gramEnd"/>
+      <w:r>
+        <w:t>.ts</w:t>
       </w:r>
       <w:proofErr w:type="spellEnd"/>
     </w:p>
@@ -204,13 +217,18 @@
         <w:ind w:left="720"/>
       </w:pPr>
       <w:r>
-        <w:t xml:space="preserve">import { </w:t>
+        <w:t xml:space="preserve">import </w:t>
+      </w:r>
+      <w:proofErr w:type="gramStart"/>
+      <w:r>
+        <w:t xml:space="preserve">{ </w:t>
       </w:r>
       <w:proofErr w:type="spellStart"/>
       <w:r>
         <w:t>NgModule</w:t>
       </w:r>
       <w:proofErr w:type="spellEnd"/>
+      <w:proofErr w:type="gramEnd"/>
       <w:r>
         <w:t xml:space="preserve"> } from '@angular/core';</w:t>
       </w:r>
@@ -220,13 +238,18 @@
         <w:ind w:left="720"/>
       </w:pPr>
       <w:r>
-        <w:t xml:space="preserve">import { </w:t>
+        <w:t xml:space="preserve">import </w:t>
+      </w:r>
+      <w:proofErr w:type="gramStart"/>
+      <w:r>
+        <w:t xml:space="preserve">{ </w:t>
       </w:r>
       <w:proofErr w:type="spellStart"/>
       <w:r>
         <w:t>BrowserModule</w:t>
       </w:r>
       <w:proofErr w:type="spellEnd"/>
+      <w:proofErr w:type="gramEnd"/>
       <w:r>
         <w:t xml:space="preserve"> } from '@angular/platform-browser';</w:t>
       </w:r>
@@ -236,13 +259,18 @@
         <w:ind w:left="720"/>
       </w:pPr>
       <w:r>
-        <w:t xml:space="preserve">import { </w:t>
+        <w:t xml:space="preserve">import </w:t>
+      </w:r>
+      <w:proofErr w:type="gramStart"/>
+      <w:r>
+        <w:t xml:space="preserve">{ </w:t>
       </w:r>
       <w:proofErr w:type="spellStart"/>
       <w:r>
         <w:t>HttpClientModule</w:t>
       </w:r>
       <w:proofErr w:type="spellEnd"/>
+      <w:proofErr w:type="gramEnd"/>
       <w:r>
         <w:t xml:space="preserve"> } from '@angular/common/http';</w:t>
       </w:r>
@@ -257,13 +285,21 @@
         <w:ind w:left="720"/>
       </w:pPr>
       <w:r>
-        <w:t>@NgModule({</w:t>
+        <w:t>@</w:t>
+      </w:r>
+      <w:proofErr w:type="gramStart"/>
+      <w:r>
+        <w:t>NgModule({</w:t>
       </w:r>
       <w:r>
         <w:t xml:space="preserve"> </w:t>
       </w:r>
       <w:r>
-        <w:t>imports: [</w:t>
+        <w:t>imports</w:t>
+      </w:r>
+      <w:proofErr w:type="gramEnd"/>
+      <w:r>
+        <w:t>: [</w:t>
       </w:r>
       <w:proofErr w:type="spellStart"/>
       <w:r>
@@ -306,8 +342,13 @@
       </w:r>
       <w:proofErr w:type="spellEnd"/>
       <w:r>
-        <w:t xml:space="preserve"> { }</w:t>
-      </w:r>
+        <w:t xml:space="preserve"> </w:t>
+      </w:r>
+      <w:proofErr w:type="gramStart"/>
+      <w:r>
+        <w:t>{ }</w:t>
+      </w:r>
+      <w:proofErr w:type="gramEnd"/>
     </w:p>
     <w:p>
       <w:pPr>
@@ -319,13 +360,18 @@
         <w:ind w:left="720"/>
       </w:pPr>
       <w:r>
-        <w:t xml:space="preserve">import { </w:t>
+        <w:t xml:space="preserve">import </w:t>
+      </w:r>
+      <w:proofErr w:type="gramStart"/>
+      <w:r>
+        <w:t xml:space="preserve">{ </w:t>
       </w:r>
       <w:proofErr w:type="spellStart"/>
       <w:r>
         <w:t>HttpClient</w:t>
       </w:r>
       <w:proofErr w:type="spellEnd"/>
+      <w:proofErr w:type="gramEnd"/>
       <w:r>
         <w:t xml:space="preserve"> } from '@angular/common/http';</w:t>
       </w:r>
@@ -334,8 +380,13 @@
       <w:pPr>
         <w:ind w:left="720"/>
       </w:pPr>
-      <w:r>
-        <w:t xml:space="preserve">constructor(private http: </w:t>
+      <w:proofErr w:type="gramStart"/>
+      <w:r>
+        <w:t>constructor(</w:t>
+      </w:r>
+      <w:proofErr w:type="gramEnd"/>
+      <w:r>
+        <w:t xml:space="preserve">private http: </w:t>
       </w:r>
       <w:proofErr w:type="spellStart"/>
       <w:r>
@@ -343,8 +394,13 @@
       </w:r>
       <w:proofErr w:type="spellEnd"/>
       <w:r>
-        <w:t>) { }</w:t>
-      </w:r>
+        <w:t xml:space="preserve">) </w:t>
+      </w:r>
+      <w:proofErr w:type="gramStart"/>
+      <w:r>
+        <w:t>{ }</w:t>
+      </w:r>
+      <w:proofErr w:type="gramEnd"/>
     </w:p>
     <w:p>
       <w:pPr>
@@ -641,15 +697,28 @@
       </w:r>
     </w:p>
     <w:p>
+      <w:r>
+        <w:t>Angular Router</w:t>
+      </w:r>
+      <w:r>
+        <w:t xml:space="preserve"> is a powerful navigation framework that enables users to move between different views/components in a Single Page Application (SPA) without reloading the entire page.</w:t>
+      </w:r>
+    </w:p>
+    <w:p>
+      <w:r>
+        <w:t>The Angular Router:</w:t>
+      </w:r>
+    </w:p>
+    <w:p>
       <w:pPr>
         <w:pStyle w:val="ListParagraph"/>
         <w:numPr>
           <w:ilvl w:val="0"/>
-          <w:numId w:val="2"/>
-        </w:numPr>
-      </w:pPr>
-      <w:r>
-        <w:t>Angular Router with standalone components</w:t>
+          <w:numId w:val="5"/>
+        </w:numPr>
+      </w:pPr>
+      <w:r>
+        <w:t>Maps URLs to components</w:t>
       </w:r>
     </w:p>
     <w:p>
@@ -657,11 +726,11 @@
         <w:pStyle w:val="ListParagraph"/>
         <w:numPr>
           <w:ilvl w:val="0"/>
-          <w:numId w:val="2"/>
-        </w:numPr>
-      </w:pPr>
-      <w:r>
-        <w:t>Location Strategies in Angular Router</w:t>
+          <w:numId w:val="5"/>
+        </w:numPr>
+      </w:pPr>
+      <w:r>
+        <w:t>Supports Navigation</w:t>
       </w:r>
     </w:p>
     <w:p>
@@ -669,11 +738,11 @@
         <w:pStyle w:val="ListParagraph"/>
         <w:numPr>
           <w:ilvl w:val="0"/>
-          <w:numId w:val="2"/>
-        </w:numPr>
-      </w:pPr>
-      <w:r>
-        <w:t>Passing Parameters to Route</w:t>
+          <w:numId w:val="5"/>
+        </w:numPr>
+      </w:pPr>
+      <w:r>
+        <w:t>Passes Route Parameters</w:t>
       </w:r>
     </w:p>
     <w:p>
@@ -681,11 +750,11 @@
         <w:pStyle w:val="ListParagraph"/>
         <w:numPr>
           <w:ilvl w:val="0"/>
-          <w:numId w:val="2"/>
-        </w:numPr>
-      </w:pPr>
-      <w:r>
-        <w:t>Child Routes / Nested Routes</w:t>
+          <w:numId w:val="5"/>
+        </w:numPr>
+      </w:pPr>
+      <w:r>
+        <w:t>Supports the nested Routes</w:t>
       </w:r>
     </w:p>
     <w:p>
@@ -693,11 +762,11 @@
         <w:pStyle w:val="ListParagraph"/>
         <w:numPr>
           <w:ilvl w:val="0"/>
-          <w:numId w:val="2"/>
-        </w:numPr>
-      </w:pPr>
-      <w:r>
-        <w:t>Query Parameters</w:t>
+          <w:numId w:val="5"/>
+        </w:numPr>
+      </w:pPr>
+      <w:r>
+        <w:t>Handles query parameters</w:t>
       </w:r>
     </w:p>
     <w:p>
@@ -705,11 +774,11 @@
         <w:pStyle w:val="ListParagraph"/>
         <w:numPr>
           <w:ilvl w:val="0"/>
-          <w:numId w:val="2"/>
-        </w:numPr>
-      </w:pPr>
-      <w:r>
-        <w:t>Navigation between Routes</w:t>
+          <w:numId w:val="5"/>
+        </w:numPr>
+      </w:pPr>
+      <w:r>
+        <w:t>Supports Route Guards</w:t>
       </w:r>
     </w:p>
     <w:p>
@@ -717,11 +786,11 @@
         <w:pStyle w:val="ListParagraph"/>
         <w:numPr>
           <w:ilvl w:val="0"/>
-          <w:numId w:val="2"/>
-        </w:numPr>
-      </w:pPr>
-      <w:r>
-        <w:t>Angular Pass data to route</w:t>
+          <w:numId w:val="5"/>
+        </w:numPr>
+      </w:pPr>
+      <w:r>
+        <w:t>Tracks navigation events</w:t>
       </w:r>
     </w:p>
     <w:p>
@@ -729,40 +798,24 @@
         <w:pStyle w:val="ListParagraph"/>
         <w:numPr>
           <w:ilvl w:val="0"/>
-          <w:numId w:val="2"/>
-        </w:numPr>
-      </w:pPr>
-      <w:proofErr w:type="spellStart"/>
-      <w:r>
-        <w:t>RouterLinkActive</w:t>
-      </w:r>
-      <w:proofErr w:type="spellEnd"/>
+          <w:numId w:val="5"/>
+        </w:numPr>
+      </w:pPr>
+      <w:r>
+        <w:t>Provides the lazy loading</w:t>
+      </w:r>
     </w:p>
     <w:p>
       <w:pPr>
         <w:pStyle w:val="ListParagraph"/>
         <w:numPr>
           <w:ilvl w:val="0"/>
-          <w:numId w:val="2"/>
-        </w:numPr>
-      </w:pPr>
-      <w:r>
-        <w:t>Router Events</w:t>
-      </w:r>
-    </w:p>
-    <w:p>
-      <w:pPr>
-        <w:pStyle w:val="ListParagraph"/>
-        <w:numPr>
-          <w:ilvl w:val="0"/>
-          <w:numId w:val="2"/>
-        </w:numPr>
-      </w:pPr>
-      <w:proofErr w:type="spellStart"/>
-      <w:r>
-        <w:t>ActivatedRoute</w:t>
-      </w:r>
-      <w:proofErr w:type="spellEnd"/>
+          <w:numId w:val="5"/>
+        </w:numPr>
+      </w:pPr>
+      <w:r>
+        <w:t>Enables Deep Linking</w:t>
+      </w:r>
     </w:p>
     <w:p>
       <w:pPr>
@@ -776,7 +829,12 @@
           <w:b/>
           <w:bCs/>
         </w:rPr>
-        <w:t>Angular Route Guards</w:t>
+        <w:t>Why Angular Router?</w:t>
+      </w:r>
+    </w:p>
+    <w:p>
+      <w:r>
+        <w:t>Without routing:</w:t>
       </w:r>
     </w:p>
     <w:p>
@@ -784,50 +842,153 @@
         <w:pStyle w:val="ListParagraph"/>
         <w:numPr>
           <w:ilvl w:val="0"/>
-          <w:numId w:val="3"/>
-        </w:numPr>
-      </w:pPr>
+          <w:numId w:val="6"/>
+        </w:numPr>
+      </w:pPr>
+      <w:r>
+        <w:t>Home Component</w:t>
+      </w:r>
+    </w:p>
+    <w:p>
+      <w:pPr>
+        <w:pStyle w:val="ListParagraph"/>
+        <w:numPr>
+          <w:ilvl w:val="0"/>
+          <w:numId w:val="6"/>
+        </w:numPr>
+      </w:pPr>
+      <w:r>
+        <w:t>Products Component</w:t>
+      </w:r>
+    </w:p>
+    <w:p>
+      <w:pPr>
+        <w:pStyle w:val="ListParagraph"/>
+        <w:numPr>
+          <w:ilvl w:val="0"/>
+          <w:numId w:val="6"/>
+        </w:numPr>
+      </w:pPr>
+      <w:r>
+        <w:t>Orders Component</w:t>
+      </w:r>
+    </w:p>
+    <w:p>
+      <w:r>
+        <w:t>With routing:</w:t>
+      </w:r>
+    </w:p>
+    <w:p>
+      <w:pPr>
+        <w:pStyle w:val="ListParagraph"/>
+        <w:numPr>
+          <w:ilvl w:val="0"/>
+          <w:numId w:val="7"/>
+        </w:numPr>
+        <w:spacing w:after="0" w:line="240" w:lineRule="auto"/>
+        <w:rPr>
+          <w:rFonts w:ascii="Times New Roman" w:eastAsia="Times New Roman" w:hAnsi="Times New Roman" w:cs="Times New Roman"/>
+          <w:kern w:val="0"/>
+          <w:lang w:eastAsia="en-IN"/>
+          <w14:ligatures w14:val="none"/>
+        </w:rPr>
+      </w:pPr>
+      <w:r>
+        <w:rPr>
+          <w:rFonts w:ascii="Times New Roman" w:eastAsia="Times New Roman" w:hAnsi="Times New Roman" w:cs="Times New Roman"/>
+          <w:kern w:val="0"/>
+          <w:lang w:eastAsia="en-IN"/>
+          <w14:ligatures w14:val="none"/>
+        </w:rPr>
+        <w:t xml:space="preserve">/ → </w:t>
+      </w:r>
       <w:proofErr w:type="spellStart"/>
       <w:r>
-        <w:t>CanActivate</w:t>
+        <w:rPr>
+          <w:rFonts w:ascii="Times New Roman" w:eastAsia="Times New Roman" w:hAnsi="Times New Roman" w:cs="Times New Roman"/>
+          <w:kern w:val="0"/>
+          <w:lang w:eastAsia="en-IN"/>
+          <w14:ligatures w14:val="none"/>
+        </w:rPr>
+        <w:t>HomeComponent</w:t>
       </w:r>
       <w:proofErr w:type="spellEnd"/>
-      <w:r>
-        <w:t xml:space="preserve"> Guard</w:t>
-      </w:r>
     </w:p>
     <w:p>
       <w:pPr>
         <w:pStyle w:val="ListParagraph"/>
         <w:numPr>
           <w:ilvl w:val="0"/>
-          <w:numId w:val="3"/>
-        </w:numPr>
-      </w:pPr>
+          <w:numId w:val="7"/>
+        </w:numPr>
+        <w:spacing w:after="0" w:line="240" w:lineRule="auto"/>
+        <w:rPr>
+          <w:rFonts w:ascii="Times New Roman" w:eastAsia="Times New Roman" w:hAnsi="Times New Roman" w:cs="Times New Roman"/>
+          <w:kern w:val="0"/>
+          <w:lang w:eastAsia="en-IN"/>
+          <w14:ligatures w14:val="none"/>
+        </w:rPr>
+      </w:pPr>
+      <w:r>
+        <w:rPr>
+          <w:rFonts w:ascii="Times New Roman" w:eastAsia="Times New Roman" w:hAnsi="Times New Roman" w:cs="Times New Roman"/>
+          <w:kern w:val="0"/>
+          <w:lang w:eastAsia="en-IN"/>
+          <w14:ligatures w14:val="none"/>
+        </w:rPr>
+        <w:t xml:space="preserve">/products → </w:t>
+      </w:r>
       <w:proofErr w:type="spellStart"/>
       <w:r>
-        <w:t>CanActivateChild</w:t>
+        <w:rPr>
+          <w:rFonts w:ascii="Times New Roman" w:eastAsia="Times New Roman" w:hAnsi="Times New Roman" w:cs="Times New Roman"/>
+          <w:kern w:val="0"/>
+          <w:lang w:eastAsia="en-IN"/>
+          <w14:ligatures w14:val="none"/>
+        </w:rPr>
+        <w:t>ProductsComponent</w:t>
       </w:r>
       <w:proofErr w:type="spellEnd"/>
-      <w:r>
-        <w:t xml:space="preserve"> Guard</w:t>
-      </w:r>
     </w:p>
     <w:p>
       <w:pPr>
         <w:pStyle w:val="ListParagraph"/>
         <w:numPr>
           <w:ilvl w:val="0"/>
-          <w:numId w:val="3"/>
-        </w:numPr>
-      </w:pPr>
+          <w:numId w:val="7"/>
+        </w:numPr>
+        <w:spacing w:after="0" w:line="240" w:lineRule="auto"/>
+        <w:rPr>
+          <w:rFonts w:ascii="Times New Roman" w:eastAsia="Times New Roman" w:hAnsi="Times New Roman" w:cs="Times New Roman"/>
+          <w:kern w:val="0"/>
+          <w:lang w:eastAsia="en-IN"/>
+          <w14:ligatures w14:val="none"/>
+        </w:rPr>
+      </w:pPr>
+      <w:r>
+        <w:rPr>
+          <w:rFonts w:ascii="Times New Roman" w:eastAsia="Times New Roman" w:hAnsi="Times New Roman" w:cs="Times New Roman"/>
+          <w:kern w:val="0"/>
+          <w:lang w:eastAsia="en-IN"/>
+          <w14:ligatures w14:val="none"/>
+        </w:rPr>
+        <w:t xml:space="preserve">/orders → </w:t>
+      </w:r>
       <w:proofErr w:type="spellStart"/>
       <w:r>
-        <w:t>CanDeactivate</w:t>
+        <w:rPr>
+          <w:rFonts w:ascii="Times New Roman" w:eastAsia="Times New Roman" w:hAnsi="Times New Roman" w:cs="Times New Roman"/>
+          <w:kern w:val="0"/>
+          <w:lang w:eastAsia="en-IN"/>
+          <w14:ligatures w14:val="none"/>
+        </w:rPr>
+        <w:t>OrdersComponent</w:t>
       </w:r>
       <w:proofErr w:type="spellEnd"/>
-      <w:r>
-        <w:t xml:space="preserve"> Guard</w:t>
+    </w:p>
+    <w:p>
+      <w:r>
+        <w:t>Angular automatically loads the component whenever the URL changes.</w:t>
       </w:r>
     </w:p>
     <w:p>
@@ -835,15 +996,765 @@
         <w:pStyle w:val="ListParagraph"/>
         <w:numPr>
           <w:ilvl w:val="0"/>
-          <w:numId w:val="3"/>
-        </w:numPr>
-      </w:pPr>
-      <w:r>
-        <w:t>Angular Resolve Guard</w:t>
-      </w:r>
-    </w:p>
-    <w:p>
-      <w:pPr>
+          <w:numId w:val="2"/>
+        </w:numPr>
+      </w:pPr>
+      <w:r>
+        <w:t>Angular Router with standalone components</w:t>
+      </w:r>
+    </w:p>
+    <w:p>
+      <w:pPr>
+        <w:pStyle w:val="ListParagraph"/>
+        <w:numPr>
+          <w:ilvl w:val="0"/>
+          <w:numId w:val="2"/>
+        </w:numPr>
+      </w:pPr>
+      <w:r>
+        <w:t>Location Strategies in Angular Router</w:t>
+      </w:r>
+    </w:p>
+    <w:p>
+      <w:pPr>
+        <w:pStyle w:val="ListParagraph"/>
+      </w:pPr>
+      <w:r>
+        <w:t>Angular supports two URL strategies:</w:t>
+      </w:r>
+    </w:p>
+    <w:p>
+      <w:pPr>
+        <w:pStyle w:val="ListParagraph"/>
+        <w:numPr>
+          <w:ilvl w:val="0"/>
+          <w:numId w:val="8"/>
+        </w:numPr>
+      </w:pPr>
+      <w:r>
+        <w:t>Path Location Strategy</w:t>
+      </w:r>
+    </w:p>
+    <w:p>
+      <w:pPr>
+        <w:pStyle w:val="ListParagraph"/>
+        <w:ind w:left="1440"/>
+      </w:pPr>
+      <w:r>
+        <w:t>Advantages:</w:t>
+      </w:r>
+    </w:p>
+    <w:p>
+      <w:pPr>
+        <w:pStyle w:val="ListParagraph"/>
+        <w:numPr>
+          <w:ilvl w:val="0"/>
+          <w:numId w:val="9"/>
+        </w:numPr>
+      </w:pPr>
+      <w:r>
+        <w:t>Clean URLs</w:t>
+      </w:r>
+    </w:p>
+    <w:p>
+      <w:pPr>
+        <w:pStyle w:val="ListParagraph"/>
+        <w:numPr>
+          <w:ilvl w:val="0"/>
+          <w:numId w:val="9"/>
+        </w:numPr>
+      </w:pPr>
+      <w:r>
+        <w:t>SEO Friendly</w:t>
+      </w:r>
+    </w:p>
+    <w:p>
+      <w:pPr>
+        <w:pStyle w:val="ListParagraph"/>
+        <w:numPr>
+          <w:ilvl w:val="0"/>
+          <w:numId w:val="9"/>
+        </w:numPr>
+      </w:pPr>
+      <w:r>
+        <w:t>Preferred Approach</w:t>
+      </w:r>
+    </w:p>
+    <w:p>
+      <w:pPr>
+        <w:pStyle w:val="ListParagraph"/>
+        <w:numPr>
+          <w:ilvl w:val="0"/>
+          <w:numId w:val="8"/>
+        </w:numPr>
+      </w:pPr>
+      <w:r>
+        <w:t>Hash location Strategy</w:t>
+      </w:r>
+    </w:p>
+    <w:p>
+      <w:pPr>
+        <w:pStyle w:val="ListParagraph"/>
+        <w:ind w:left="1440"/>
+      </w:pPr>
+      <w:r>
+        <w:t>Uses the hash (#) symbol.</w:t>
+      </w:r>
+    </w:p>
+    <w:p>
+      <w:pPr>
+        <w:pStyle w:val="ListParagraph"/>
+        <w:ind w:left="1440"/>
+      </w:pPr>
+      <w:r>
+        <w:t xml:space="preserve">e.g. </w:t>
+      </w:r>
+      <w:r>
+        <w:t>http://localhost:4200/#/products</w:t>
+      </w:r>
+    </w:p>
+    <w:p>
+      <w:pPr>
+        <w:pStyle w:val="ListParagraph"/>
+        <w:ind w:left="1440"/>
+      </w:pPr>
+      <w:r>
+        <w:t>`</w:t>
+      </w:r>
+    </w:p>
+    <w:p>
+      <w:pPr>
+        <w:pStyle w:val="ListParagraph"/>
+        <w:ind w:left="1440"/>
+      </w:pPr>
+      <w:r>
+        <w:lastRenderedPageBreak/>
+        <w:t>Route Configuration for Hash location strategy:</w:t>
+      </w:r>
+    </w:p>
+    <w:p>
+      <w:pPr>
+        <w:pStyle w:val="ListParagraph"/>
+        <w:ind w:left="1440"/>
+      </w:pPr>
+      <w:r>
+        <w:t xml:space="preserve">import </w:t>
+      </w:r>
+      <w:proofErr w:type="gramStart"/>
+      <w:r>
+        <w:t xml:space="preserve">{ </w:t>
+      </w:r>
+      <w:proofErr w:type="spellStart"/>
+      <w:r>
+        <w:t>provideRouter</w:t>
+      </w:r>
+      <w:proofErr w:type="spellEnd"/>
+      <w:proofErr w:type="gramEnd"/>
+      <w:r>
+        <w:t xml:space="preserve">, </w:t>
+      </w:r>
+      <w:proofErr w:type="spellStart"/>
+      <w:proofErr w:type="gramStart"/>
+      <w:r>
+        <w:t>withHashLocation</w:t>
+      </w:r>
+      <w:proofErr w:type="spellEnd"/>
+      <w:r>
+        <w:t xml:space="preserve"> }</w:t>
+      </w:r>
+      <w:proofErr w:type="gramEnd"/>
+      <w:r>
+        <w:t xml:space="preserve"> from '@angular/router';</w:t>
+      </w:r>
+    </w:p>
+    <w:p>
+      <w:pPr>
+        <w:pStyle w:val="ListParagraph"/>
+        <w:ind w:left="1440"/>
+      </w:pPr>
+    </w:p>
+    <w:p>
+      <w:pPr>
+        <w:pStyle w:val="ListParagraph"/>
+        <w:ind w:left="1440"/>
+      </w:pPr>
+      <w:proofErr w:type="spellStart"/>
+      <w:proofErr w:type="gramStart"/>
+      <w:r>
+        <w:t>bootstrapApplication</w:t>
+      </w:r>
+      <w:proofErr w:type="spellEnd"/>
+      <w:r>
+        <w:t>(</w:t>
+      </w:r>
+      <w:proofErr w:type="spellStart"/>
+      <w:proofErr w:type="gramEnd"/>
+      <w:r>
+        <w:t>AppComponent</w:t>
+      </w:r>
+      <w:proofErr w:type="spellEnd"/>
+      <w:r>
+        <w:t>, {</w:t>
+      </w:r>
+    </w:p>
+    <w:p>
+      <w:pPr>
+        <w:pStyle w:val="ListParagraph"/>
+        <w:ind w:left="2160"/>
+      </w:pPr>
+      <w:r>
+        <w:t>providers: [</w:t>
+      </w:r>
+    </w:p>
+    <w:p>
+      <w:pPr>
+        <w:pStyle w:val="ListParagraph"/>
+        <w:ind w:left="2160" w:firstLine="720"/>
+      </w:pPr>
+      <w:proofErr w:type="spellStart"/>
+      <w:proofErr w:type="gramStart"/>
+      <w:r>
+        <w:t>provideRouter</w:t>
+      </w:r>
+      <w:proofErr w:type="spellEnd"/>
+      <w:r>
+        <w:t>(</w:t>
+      </w:r>
+      <w:proofErr w:type="gramEnd"/>
+      <w:r>
+        <w:t xml:space="preserve">routes, </w:t>
+      </w:r>
+      <w:proofErr w:type="spellStart"/>
+      <w:proofErr w:type="gramStart"/>
+      <w:r>
+        <w:t>withHashLocation</w:t>
+      </w:r>
+      <w:proofErr w:type="spellEnd"/>
+      <w:r>
+        <w:t>(</w:t>
+      </w:r>
+      <w:proofErr w:type="gramEnd"/>
+      <w:r>
+        <w:t>))</w:t>
+      </w:r>
+    </w:p>
+    <w:p>
+      <w:pPr>
+        <w:pStyle w:val="ListParagraph"/>
+        <w:ind w:left="2160"/>
+      </w:pPr>
+      <w:r>
+        <w:t>]</w:t>
+      </w:r>
+    </w:p>
+    <w:p>
+      <w:pPr>
+        <w:pStyle w:val="ListParagraph"/>
+        <w:ind w:left="1440"/>
+      </w:pPr>
+      <w:r>
+        <w:t>});</w:t>
+      </w:r>
+    </w:p>
+    <w:p>
+      <w:pPr>
+        <w:pStyle w:val="ListParagraph"/>
+        <w:ind w:left="1440"/>
+      </w:pPr>
+      <w:r>
+        <w:t>Advantages:</w:t>
+      </w:r>
+    </w:p>
+    <w:p>
+      <w:pPr>
+        <w:pStyle w:val="ListParagraph"/>
+        <w:numPr>
+          <w:ilvl w:val="0"/>
+          <w:numId w:val="10"/>
+        </w:numPr>
+      </w:pPr>
+      <w:r>
+        <w:t>Simple deployment</w:t>
+      </w:r>
+    </w:p>
+    <w:p>
+      <w:pPr>
+        <w:pStyle w:val="ListParagraph"/>
+        <w:numPr>
+          <w:ilvl w:val="0"/>
+          <w:numId w:val="10"/>
+        </w:numPr>
+      </w:pPr>
+      <w:r>
+        <w:t>No server-side URL rewriting required</w:t>
+      </w:r>
+    </w:p>
+    <w:p>
+      <w:pPr>
+        <w:ind w:left="1440"/>
+      </w:pPr>
+      <w:r>
+        <w:t>Disadvantages:</w:t>
+      </w:r>
+    </w:p>
+    <w:p>
+      <w:pPr>
+        <w:pStyle w:val="ListParagraph"/>
+        <w:numPr>
+          <w:ilvl w:val="0"/>
+          <w:numId w:val="11"/>
+        </w:numPr>
+      </w:pPr>
+      <w:r>
+        <w:t>Less SEO Friendly</w:t>
+      </w:r>
+    </w:p>
+    <w:p>
+      <w:pPr>
+        <w:pStyle w:val="ListParagraph"/>
+        <w:ind w:left="1440"/>
+      </w:pPr>
+    </w:p>
+    <w:p>
+      <w:pPr>
+        <w:pStyle w:val="ListParagraph"/>
+        <w:numPr>
+          <w:ilvl w:val="0"/>
+          <w:numId w:val="2"/>
+        </w:numPr>
+      </w:pPr>
+      <w:r>
+        <w:t>Passing Parameters to Route</w:t>
+      </w:r>
+    </w:p>
+    <w:p>
+      <w:pPr>
+        <w:pStyle w:val="ListParagraph"/>
+      </w:pPr>
+      <w:r>
+        <w:t xml:space="preserve">Route Parameters are used when a value must become part of the </w:t>
+      </w:r>
+      <w:r>
+        <w:t>URL.</w:t>
+      </w:r>
+    </w:p>
+    <w:p>
+      <w:pPr>
+        <w:pStyle w:val="ListParagraph"/>
+      </w:pPr>
+      <w:r>
+        <w:t>e.g.</w:t>
+      </w:r>
+    </w:p>
+    <w:p>
+      <w:pPr>
+        <w:pStyle w:val="ListParagraph"/>
+      </w:pPr>
+      <w:r>
+        <w:t>/products/101</w:t>
+      </w:r>
+    </w:p>
+    <w:p>
+      <w:pPr>
+        <w:pStyle w:val="ListParagraph"/>
+      </w:pPr>
+      <w:r>
+        <w:t>/products/102</w:t>
+      </w:r>
+    </w:p>
+    <w:p>
+      <w:pPr>
+        <w:pStyle w:val="ListParagraph"/>
+      </w:pPr>
+      <w:r>
+        <w:t>/products/103</w:t>
+      </w:r>
+    </w:p>
+    <w:p>
+      <w:pPr>
+        <w:pStyle w:val="ListParagraph"/>
+      </w:pPr>
+    </w:p>
+    <w:p>
+      <w:pPr>
+        <w:pStyle w:val="ListParagraph"/>
+      </w:pPr>
+      <w:r>
+        <w:t>Here 101, 102, 103 are route parameters.</w:t>
+      </w:r>
+    </w:p>
+    <w:p>
+      <w:pPr>
+        <w:pStyle w:val="ListParagraph"/>
+      </w:pPr>
+    </w:p>
+    <w:p>
+      <w:pPr>
+        <w:pStyle w:val="ListParagraph"/>
+        <w:numPr>
+          <w:ilvl w:val="0"/>
+          <w:numId w:val="2"/>
+        </w:numPr>
+      </w:pPr>
+      <w:r>
+        <w:t>Child Routes / Nested Routes</w:t>
+      </w:r>
+    </w:p>
+    <w:p>
+      <w:pPr>
+        <w:pStyle w:val="ListParagraph"/>
+      </w:pPr>
+      <w:r>
+        <w:t>Child routes allow routing within routing.</w:t>
+      </w:r>
+    </w:p>
+    <w:p>
+      <w:pPr>
+        <w:pStyle w:val="ListParagraph"/>
+      </w:pPr>
+      <w:r>
+        <w:t>e.g.</w:t>
+      </w:r>
+    </w:p>
+    <w:p>
+      <w:pPr>
+        <w:pStyle w:val="ListParagraph"/>
+      </w:pPr>
+      <w:r>
+        <w:t>/</w:t>
+      </w:r>
+      <w:proofErr w:type="gramStart"/>
+      <w:r>
+        <w:t>admin</w:t>
+      </w:r>
+      <w:proofErr w:type="gramEnd"/>
+    </w:p>
+    <w:p>
+      <w:pPr>
+        <w:pStyle w:val="ListParagraph"/>
+      </w:pPr>
+      <w:r>
+        <w:t>/admin/users</w:t>
+      </w:r>
+    </w:p>
+    <w:p>
+      <w:pPr>
+        <w:pStyle w:val="ListParagraph"/>
+      </w:pPr>
+      <w:r>
+        <w:t>/admin/settings</w:t>
+      </w:r>
+    </w:p>
+    <w:p>
+      <w:pPr>
+        <w:pStyle w:val="ListParagraph"/>
+      </w:pPr>
+      <w:r>
+        <w:t>/admin/reports</w:t>
+      </w:r>
+    </w:p>
+    <w:p>
+      <w:pPr>
+        <w:pStyle w:val="ListParagraph"/>
+      </w:pPr>
+    </w:p>
+    <w:p>
+      <w:pPr>
+        <w:pStyle w:val="ListParagraph"/>
+        <w:numPr>
+          <w:ilvl w:val="0"/>
+          <w:numId w:val="2"/>
+        </w:numPr>
+      </w:pPr>
+      <w:r>
+        <w:t>Query Parameters</w:t>
+      </w:r>
+    </w:p>
+    <w:p>
+      <w:pPr>
+        <w:pStyle w:val="ListParagraph"/>
+      </w:pPr>
+      <w:r>
+        <w:t>Query Parameters are optional values appended to URLs.</w:t>
+      </w:r>
+    </w:p>
+    <w:p>
+      <w:pPr>
+        <w:pStyle w:val="ListParagraph"/>
+      </w:pPr>
+      <w:r>
+        <w:t>e.g.</w:t>
+      </w:r>
+    </w:p>
+    <w:p>
+      <w:pPr>
+        <w:pStyle w:val="ListParagraph"/>
+      </w:pPr>
+      <w:r>
+        <w:t>/</w:t>
+      </w:r>
+      <w:proofErr w:type="spellStart"/>
+      <w:proofErr w:type="gramStart"/>
+      <w:r>
+        <w:t>products</w:t>
+      </w:r>
+      <w:proofErr w:type="gramEnd"/>
+      <w:r>
+        <w:t>?page</w:t>
+      </w:r>
+      <w:proofErr w:type="spellEnd"/>
+      <w:r>
+        <w:t>=1&amp;size=10</w:t>
+      </w:r>
+    </w:p>
+    <w:p>
+      <w:pPr>
+        <w:pStyle w:val="ListParagraph"/>
+      </w:pPr>
+      <w:r>
+        <w:t>Query Parameters are used for:</w:t>
+      </w:r>
+    </w:p>
+    <w:p>
+      <w:pPr>
+        <w:pStyle w:val="ListParagraph"/>
+        <w:numPr>
+          <w:ilvl w:val="1"/>
+          <w:numId w:val="2"/>
+        </w:numPr>
+      </w:pPr>
+      <w:r>
+        <w:t>Filtering</w:t>
+      </w:r>
+    </w:p>
+    <w:p>
+      <w:pPr>
+        <w:pStyle w:val="ListParagraph"/>
+        <w:numPr>
+          <w:ilvl w:val="1"/>
+          <w:numId w:val="2"/>
+        </w:numPr>
+      </w:pPr>
+      <w:r>
+        <w:t>Search</w:t>
+      </w:r>
+    </w:p>
+    <w:p>
+      <w:pPr>
+        <w:pStyle w:val="ListParagraph"/>
+        <w:numPr>
+          <w:ilvl w:val="1"/>
+          <w:numId w:val="2"/>
+        </w:numPr>
+      </w:pPr>
+      <w:r>
+        <w:t>Sorting</w:t>
+      </w:r>
+    </w:p>
+    <w:p>
+      <w:pPr>
+        <w:pStyle w:val="ListParagraph"/>
+        <w:numPr>
+          <w:ilvl w:val="1"/>
+          <w:numId w:val="2"/>
+        </w:numPr>
+      </w:pPr>
+      <w:r>
+        <w:t>Pagination</w:t>
+      </w:r>
+    </w:p>
+    <w:p>
+      <w:pPr>
+        <w:pStyle w:val="ListParagraph"/>
+      </w:pPr>
+    </w:p>
+    <w:p>
+      <w:pPr>
+        <w:pStyle w:val="ListParagraph"/>
+        <w:numPr>
+          <w:ilvl w:val="0"/>
+          <w:numId w:val="2"/>
+        </w:numPr>
+      </w:pPr>
+      <w:r>
+        <w:t>Navigation between Routes</w:t>
+      </w:r>
+    </w:p>
+    <w:p>
+      <w:pPr>
+        <w:pStyle w:val="ListParagraph"/>
+        <w:numPr>
+          <w:ilvl w:val="0"/>
+          <w:numId w:val="2"/>
+        </w:numPr>
+      </w:pPr>
+      <w:r>
+        <w:t>Angular Pass data to route</w:t>
+      </w:r>
+    </w:p>
+    <w:p>
+      <w:pPr>
+        <w:pStyle w:val="ListParagraph"/>
+        <w:numPr>
+          <w:ilvl w:val="0"/>
+          <w:numId w:val="2"/>
+        </w:numPr>
+      </w:pPr>
+      <w:proofErr w:type="spellStart"/>
+      <w:r>
+        <w:t>RouterLinkActive</w:t>
+      </w:r>
+      <w:proofErr w:type="spellEnd"/>
+    </w:p>
+    <w:p>
+      <w:pPr>
+        <w:pStyle w:val="ListParagraph"/>
+      </w:pPr>
+      <w:proofErr w:type="spellStart"/>
+      <w:r>
+        <w:t>RouterLinkActive</w:t>
+      </w:r>
+      <w:proofErr w:type="spellEnd"/>
+      <w:r>
+        <w:t xml:space="preserve"> helps us identify the currently active route.</w:t>
+      </w:r>
+    </w:p>
+    <w:p>
+      <w:pPr>
+        <w:pStyle w:val="ListParagraph"/>
+      </w:pPr>
+      <w:r>
+        <w:t>It is useful for:</w:t>
+      </w:r>
+    </w:p>
+    <w:p>
+      <w:pPr>
+        <w:pStyle w:val="ListParagraph"/>
+        <w:numPr>
+          <w:ilvl w:val="1"/>
+          <w:numId w:val="2"/>
+        </w:numPr>
+      </w:pPr>
+      <w:proofErr w:type="spellStart"/>
+      <w:r>
+        <w:t>Higlighting</w:t>
+      </w:r>
+      <w:proofErr w:type="spellEnd"/>
+      <w:r>
+        <w:t xml:space="preserve"> active menus</w:t>
+      </w:r>
+    </w:p>
+    <w:p>
+      <w:pPr>
+        <w:pStyle w:val="ListParagraph"/>
+        <w:numPr>
+          <w:ilvl w:val="1"/>
+          <w:numId w:val="2"/>
+        </w:numPr>
+      </w:pPr>
+      <w:r>
+        <w:t>Navigation styling</w:t>
+      </w:r>
+    </w:p>
+    <w:p>
+      <w:pPr>
+        <w:pStyle w:val="ListParagraph"/>
+        <w:numPr>
+          <w:ilvl w:val="1"/>
+          <w:numId w:val="2"/>
+        </w:numPr>
+      </w:pPr>
+      <w:r>
+        <w:t>Breadcrumb systems</w:t>
+      </w:r>
+    </w:p>
+    <w:p>
+      <w:pPr>
+        <w:pStyle w:val="ListParagraph"/>
+      </w:pPr>
+    </w:p>
+    <w:p>
+      <w:pPr>
+        <w:pStyle w:val="ListParagraph"/>
+        <w:numPr>
+          <w:ilvl w:val="0"/>
+          <w:numId w:val="2"/>
+        </w:numPr>
+      </w:pPr>
+      <w:r>
+        <w:t>Router Events</w:t>
+      </w:r>
+    </w:p>
+    <w:p>
+      <w:pPr>
+        <w:pStyle w:val="ListParagraph"/>
+      </w:pPr>
+      <w:r>
+        <w:t>Angular router emits events during navigation.</w:t>
+      </w:r>
+    </w:p>
+    <w:p>
+      <w:pPr>
+        <w:pStyle w:val="ListParagraph"/>
+      </w:pPr>
+      <w:r>
+        <w:t>Router Events</w:t>
+      </w:r>
+      <w:r>
+        <w:t xml:space="preserve"> are useful for:</w:t>
+      </w:r>
+    </w:p>
+    <w:p>
+      <w:pPr>
+        <w:pStyle w:val="ListParagraph"/>
+        <w:numPr>
+          <w:ilvl w:val="1"/>
+          <w:numId w:val="2"/>
+        </w:numPr>
+      </w:pPr>
+      <w:r>
+        <w:t>Logging</w:t>
+      </w:r>
+    </w:p>
+    <w:p>
+      <w:pPr>
+        <w:pStyle w:val="ListParagraph"/>
+        <w:numPr>
+          <w:ilvl w:val="1"/>
+          <w:numId w:val="2"/>
+        </w:numPr>
+      </w:pPr>
+      <w:r>
+        <w:t>Analytics</w:t>
+      </w:r>
+    </w:p>
+    <w:p>
+      <w:pPr>
+        <w:pStyle w:val="ListParagraph"/>
+        <w:numPr>
+          <w:ilvl w:val="1"/>
+          <w:numId w:val="2"/>
+        </w:numPr>
+      </w:pPr>
+      <w:r>
+        <w:t>Loading Indicators</w:t>
+      </w:r>
+    </w:p>
+    <w:p>
+      <w:pPr>
+        <w:pStyle w:val="ListParagraph"/>
+        <w:numPr>
+          <w:ilvl w:val="1"/>
+          <w:numId w:val="2"/>
+        </w:numPr>
+      </w:pPr>
+      <w:r>
+        <w:t>Security</w:t>
+      </w:r>
+    </w:p>
+    <w:p>
+      <w:pPr>
+        <w:ind w:left="720"/>
         <w:rPr>
           <w:b/>
           <w:bCs/>
@@ -854,8 +1765,695 @@
           <w:b/>
           <w:bCs/>
         </w:rPr>
-        <w:t>Using Bootstrap in Angular</w:t>
-      </w:r>
+        <w:t>Common Router Events in Angular</w:t>
+      </w:r>
+    </w:p>
+    <w:tbl>
+      <w:tblPr>
+        <w:tblStyle w:val="ListTable4-Accent4"/>
+        <w:tblW w:w="0" w:type="auto"/>
+        <w:tblLook w:val="04A0" w:firstRow="1" w:lastRow="0" w:firstColumn="1" w:lastColumn="0" w:noHBand="0" w:noVBand="1"/>
+      </w:tblPr>
+      <w:tblGrid>
+        <w:gridCol w:w="2968"/>
+        <w:gridCol w:w="3278"/>
+      </w:tblGrid>
+      <w:tr>
+        <w:trPr>
+          <w:cnfStyle w:val="100000000000" w:firstRow="1" w:lastRow="0" w:firstColumn="0" w:lastColumn="0" w:oddVBand="0" w:evenVBand="0" w:oddHBand="0" w:evenHBand="0" w:firstRowFirstColumn="0" w:firstRowLastColumn="0" w:lastRowFirstColumn="0" w:lastRowLastColumn="0"/>
+        </w:trPr>
+        <w:tc>
+          <w:tcPr>
+            <w:cnfStyle w:val="001000000000" w:firstRow="0" w:lastRow="0" w:firstColumn="1" w:lastColumn="0" w:oddVBand="0" w:evenVBand="0" w:oddHBand="0" w:evenHBand="0" w:firstRowFirstColumn="0" w:firstRowLastColumn="0" w:lastRowFirstColumn="0" w:lastRowLastColumn="0"/>
+            <w:tcW w:w="0" w:type="auto"/>
+            <w:hideMark/>
+          </w:tcPr>
+          <w:p>
+            <w:pPr>
+              <w:spacing w:after="160" w:line="278" w:lineRule="auto"/>
+              <w:ind w:left="720"/>
+            </w:pPr>
+            <w:r>
+              <w:t>Event</w:t>
+            </w:r>
+          </w:p>
+        </w:tc>
+        <w:tc>
+          <w:tcPr>
+            <w:tcW w:w="0" w:type="auto"/>
+            <w:hideMark/>
+          </w:tcPr>
+          <w:p>
+            <w:pPr>
+              <w:spacing w:after="160" w:line="278" w:lineRule="auto"/>
+              <w:ind w:left="720"/>
+              <w:cnfStyle w:val="100000000000" w:firstRow="1" w:lastRow="0" w:firstColumn="0" w:lastColumn="0" w:oddVBand="0" w:evenVBand="0" w:oddHBand="0" w:evenHBand="0" w:firstRowFirstColumn="0" w:firstRowLastColumn="0" w:lastRowFirstColumn="0" w:lastRowLastColumn="0"/>
+            </w:pPr>
+            <w:r>
+              <w:t>Description</w:t>
+            </w:r>
+          </w:p>
+        </w:tc>
+      </w:tr>
+      <w:tr>
+        <w:trPr>
+          <w:cnfStyle w:val="000000100000" w:firstRow="0" w:lastRow="0" w:firstColumn="0" w:lastColumn="0" w:oddVBand="0" w:evenVBand="0" w:oddHBand="1" w:evenHBand="0" w:firstRowFirstColumn="0" w:firstRowLastColumn="0" w:lastRowFirstColumn="0" w:lastRowLastColumn="0"/>
+        </w:trPr>
+        <w:tc>
+          <w:tcPr>
+            <w:cnfStyle w:val="001000000000" w:firstRow="0" w:lastRow="0" w:firstColumn="1" w:lastColumn="0" w:oddVBand="0" w:evenVBand="0" w:oddHBand="0" w:evenHBand="0" w:firstRowFirstColumn="0" w:firstRowLastColumn="0" w:lastRowFirstColumn="0" w:lastRowLastColumn="0"/>
+            <w:tcW w:w="0" w:type="auto"/>
+            <w:hideMark/>
+          </w:tcPr>
+          <w:p>
+            <w:pPr>
+              <w:spacing w:after="160" w:line="278" w:lineRule="auto"/>
+              <w:ind w:left="720"/>
+            </w:pPr>
+            <w:proofErr w:type="spellStart"/>
+            <w:r>
+              <w:t>NavigationStart</w:t>
+            </w:r>
+            <w:proofErr w:type="spellEnd"/>
+          </w:p>
+        </w:tc>
+        <w:tc>
+          <w:tcPr>
+            <w:tcW w:w="0" w:type="auto"/>
+            <w:hideMark/>
+          </w:tcPr>
+          <w:p>
+            <w:pPr>
+              <w:spacing w:after="160" w:line="278" w:lineRule="auto"/>
+              <w:ind w:left="720"/>
+              <w:cnfStyle w:val="000000100000" w:firstRow="0" w:lastRow="0" w:firstColumn="0" w:lastColumn="0" w:oddVBand="0" w:evenVBand="0" w:oddHBand="1" w:evenHBand="0" w:firstRowFirstColumn="0" w:firstRowLastColumn="0" w:lastRowFirstColumn="0" w:lastRowLastColumn="0"/>
+            </w:pPr>
+            <w:r>
+              <w:t>Navigation begins</w:t>
+            </w:r>
+          </w:p>
+        </w:tc>
+      </w:tr>
+      <w:tr>
+        <w:tc>
+          <w:tcPr>
+            <w:cnfStyle w:val="001000000000" w:firstRow="0" w:lastRow="0" w:firstColumn="1" w:lastColumn="0" w:oddVBand="0" w:evenVBand="0" w:oddHBand="0" w:evenHBand="0" w:firstRowFirstColumn="0" w:firstRowLastColumn="0" w:lastRowFirstColumn="0" w:lastRowLastColumn="0"/>
+            <w:tcW w:w="0" w:type="auto"/>
+            <w:hideMark/>
+          </w:tcPr>
+          <w:p>
+            <w:pPr>
+              <w:spacing w:after="160" w:line="278" w:lineRule="auto"/>
+              <w:ind w:left="720"/>
+            </w:pPr>
+            <w:proofErr w:type="spellStart"/>
+            <w:r>
+              <w:t>RoutesRecognized</w:t>
+            </w:r>
+            <w:proofErr w:type="spellEnd"/>
+          </w:p>
+        </w:tc>
+        <w:tc>
+          <w:tcPr>
+            <w:tcW w:w="0" w:type="auto"/>
+            <w:hideMark/>
+          </w:tcPr>
+          <w:p>
+            <w:pPr>
+              <w:spacing w:after="160" w:line="278" w:lineRule="auto"/>
+              <w:ind w:left="720"/>
+              <w:cnfStyle w:val="000000000000" w:firstRow="0" w:lastRow="0" w:firstColumn="0" w:lastColumn="0" w:oddVBand="0" w:evenVBand="0" w:oddHBand="0" w:evenHBand="0" w:firstRowFirstColumn="0" w:firstRowLastColumn="0" w:lastRowFirstColumn="0" w:lastRowLastColumn="0"/>
+            </w:pPr>
+            <w:r>
+              <w:t>Route matched</w:t>
+            </w:r>
+          </w:p>
+        </w:tc>
+      </w:tr>
+      <w:tr>
+        <w:trPr>
+          <w:cnfStyle w:val="000000100000" w:firstRow="0" w:lastRow="0" w:firstColumn="0" w:lastColumn="0" w:oddVBand="0" w:evenVBand="0" w:oddHBand="1" w:evenHBand="0" w:firstRowFirstColumn="0" w:firstRowLastColumn="0" w:lastRowFirstColumn="0" w:lastRowLastColumn="0"/>
+        </w:trPr>
+        <w:tc>
+          <w:tcPr>
+            <w:cnfStyle w:val="001000000000" w:firstRow="0" w:lastRow="0" w:firstColumn="1" w:lastColumn="0" w:oddVBand="0" w:evenVBand="0" w:oddHBand="0" w:evenHBand="0" w:firstRowFirstColumn="0" w:firstRowLastColumn="0" w:lastRowFirstColumn="0" w:lastRowLastColumn="0"/>
+            <w:tcW w:w="0" w:type="auto"/>
+            <w:hideMark/>
+          </w:tcPr>
+          <w:p>
+            <w:pPr>
+              <w:spacing w:after="160" w:line="278" w:lineRule="auto"/>
+              <w:ind w:left="720"/>
+            </w:pPr>
+            <w:proofErr w:type="spellStart"/>
+            <w:r>
+              <w:t>GuardsCheckStart</w:t>
+            </w:r>
+            <w:proofErr w:type="spellEnd"/>
+          </w:p>
+        </w:tc>
+        <w:tc>
+          <w:tcPr>
+            <w:tcW w:w="0" w:type="auto"/>
+            <w:hideMark/>
+          </w:tcPr>
+          <w:p>
+            <w:pPr>
+              <w:spacing w:after="160" w:line="278" w:lineRule="auto"/>
+              <w:ind w:left="720"/>
+              <w:cnfStyle w:val="000000100000" w:firstRow="0" w:lastRow="0" w:firstColumn="0" w:lastColumn="0" w:oddVBand="0" w:evenVBand="0" w:oddHBand="1" w:evenHBand="0" w:firstRowFirstColumn="0" w:firstRowLastColumn="0" w:lastRowFirstColumn="0" w:lastRowLastColumn="0"/>
+            </w:pPr>
+            <w:r>
+              <w:t>Guard execution starts</w:t>
+            </w:r>
+          </w:p>
+        </w:tc>
+      </w:tr>
+      <w:tr>
+        <w:tc>
+          <w:tcPr>
+            <w:cnfStyle w:val="001000000000" w:firstRow="0" w:lastRow="0" w:firstColumn="1" w:lastColumn="0" w:oddVBand="0" w:evenVBand="0" w:oddHBand="0" w:evenHBand="0" w:firstRowFirstColumn="0" w:firstRowLastColumn="0" w:lastRowFirstColumn="0" w:lastRowLastColumn="0"/>
+            <w:tcW w:w="0" w:type="auto"/>
+            <w:hideMark/>
+          </w:tcPr>
+          <w:p>
+            <w:pPr>
+              <w:spacing w:after="160" w:line="278" w:lineRule="auto"/>
+              <w:ind w:left="720"/>
+            </w:pPr>
+            <w:proofErr w:type="spellStart"/>
+            <w:r>
+              <w:t>ResolveStart</w:t>
+            </w:r>
+            <w:proofErr w:type="spellEnd"/>
+          </w:p>
+        </w:tc>
+        <w:tc>
+          <w:tcPr>
+            <w:tcW w:w="0" w:type="auto"/>
+            <w:hideMark/>
+          </w:tcPr>
+          <w:p>
+            <w:pPr>
+              <w:spacing w:after="160" w:line="278" w:lineRule="auto"/>
+              <w:ind w:left="720"/>
+              <w:cnfStyle w:val="000000000000" w:firstRow="0" w:lastRow="0" w:firstColumn="0" w:lastColumn="0" w:oddVBand="0" w:evenVBand="0" w:oddHBand="0" w:evenHBand="0" w:firstRowFirstColumn="0" w:firstRowLastColumn="0" w:lastRowFirstColumn="0" w:lastRowLastColumn="0"/>
+            </w:pPr>
+            <w:r>
+              <w:t>Resolver starts</w:t>
+            </w:r>
+          </w:p>
+        </w:tc>
+      </w:tr>
+      <w:tr>
+        <w:trPr>
+          <w:cnfStyle w:val="000000100000" w:firstRow="0" w:lastRow="0" w:firstColumn="0" w:lastColumn="0" w:oddVBand="0" w:evenVBand="0" w:oddHBand="1" w:evenHBand="0" w:firstRowFirstColumn="0" w:firstRowLastColumn="0" w:lastRowFirstColumn="0" w:lastRowLastColumn="0"/>
+        </w:trPr>
+        <w:tc>
+          <w:tcPr>
+            <w:cnfStyle w:val="001000000000" w:firstRow="0" w:lastRow="0" w:firstColumn="1" w:lastColumn="0" w:oddVBand="0" w:evenVBand="0" w:oddHBand="0" w:evenHBand="0" w:firstRowFirstColumn="0" w:firstRowLastColumn="0" w:lastRowFirstColumn="0" w:lastRowLastColumn="0"/>
+            <w:tcW w:w="0" w:type="auto"/>
+            <w:hideMark/>
+          </w:tcPr>
+          <w:p>
+            <w:pPr>
+              <w:spacing w:after="160" w:line="278" w:lineRule="auto"/>
+              <w:ind w:left="720"/>
+            </w:pPr>
+            <w:proofErr w:type="spellStart"/>
+            <w:r>
+              <w:t>NavigationEnd</w:t>
+            </w:r>
+            <w:proofErr w:type="spellEnd"/>
+          </w:p>
+        </w:tc>
+        <w:tc>
+          <w:tcPr>
+            <w:tcW w:w="0" w:type="auto"/>
+            <w:hideMark/>
+          </w:tcPr>
+          <w:p>
+            <w:pPr>
+              <w:spacing w:after="160" w:line="278" w:lineRule="auto"/>
+              <w:ind w:left="720"/>
+              <w:cnfStyle w:val="000000100000" w:firstRow="0" w:lastRow="0" w:firstColumn="0" w:lastColumn="0" w:oddVBand="0" w:evenVBand="0" w:oddHBand="1" w:evenHBand="0" w:firstRowFirstColumn="0" w:firstRowLastColumn="0" w:lastRowFirstColumn="0" w:lastRowLastColumn="0"/>
+            </w:pPr>
+            <w:r>
+              <w:t>Success</w:t>
+            </w:r>
+          </w:p>
+        </w:tc>
+      </w:tr>
+      <w:tr>
+        <w:tc>
+          <w:tcPr>
+            <w:cnfStyle w:val="001000000000" w:firstRow="0" w:lastRow="0" w:firstColumn="1" w:lastColumn="0" w:oddVBand="0" w:evenVBand="0" w:oddHBand="0" w:evenHBand="0" w:firstRowFirstColumn="0" w:firstRowLastColumn="0" w:lastRowFirstColumn="0" w:lastRowLastColumn="0"/>
+            <w:tcW w:w="0" w:type="auto"/>
+            <w:hideMark/>
+          </w:tcPr>
+          <w:p>
+            <w:pPr>
+              <w:spacing w:after="160" w:line="278" w:lineRule="auto"/>
+              <w:ind w:left="720"/>
+            </w:pPr>
+            <w:proofErr w:type="spellStart"/>
+            <w:r>
+              <w:t>NavigationCancel</w:t>
+            </w:r>
+            <w:proofErr w:type="spellEnd"/>
+          </w:p>
+        </w:tc>
+        <w:tc>
+          <w:tcPr>
+            <w:tcW w:w="0" w:type="auto"/>
+            <w:hideMark/>
+          </w:tcPr>
+          <w:p>
+            <w:pPr>
+              <w:spacing w:after="160" w:line="278" w:lineRule="auto"/>
+              <w:ind w:left="720"/>
+              <w:cnfStyle w:val="000000000000" w:firstRow="0" w:lastRow="0" w:firstColumn="0" w:lastColumn="0" w:oddVBand="0" w:evenVBand="0" w:oddHBand="0" w:evenHBand="0" w:firstRowFirstColumn="0" w:firstRowLastColumn="0" w:lastRowFirstColumn="0" w:lastRowLastColumn="0"/>
+            </w:pPr>
+            <w:r>
+              <w:t>Cancelled</w:t>
+            </w:r>
+          </w:p>
+        </w:tc>
+      </w:tr>
+      <w:tr>
+        <w:trPr>
+          <w:cnfStyle w:val="000000100000" w:firstRow="0" w:lastRow="0" w:firstColumn="0" w:lastColumn="0" w:oddVBand="0" w:evenVBand="0" w:oddHBand="1" w:evenHBand="0" w:firstRowFirstColumn="0" w:firstRowLastColumn="0" w:lastRowFirstColumn="0" w:lastRowLastColumn="0"/>
+        </w:trPr>
+        <w:tc>
+          <w:tcPr>
+            <w:cnfStyle w:val="001000000000" w:firstRow="0" w:lastRow="0" w:firstColumn="1" w:lastColumn="0" w:oddVBand="0" w:evenVBand="0" w:oddHBand="0" w:evenHBand="0" w:firstRowFirstColumn="0" w:firstRowLastColumn="0" w:lastRowFirstColumn="0" w:lastRowLastColumn="0"/>
+            <w:tcW w:w="0" w:type="auto"/>
+            <w:hideMark/>
+          </w:tcPr>
+          <w:p>
+            <w:pPr>
+              <w:spacing w:after="160" w:line="278" w:lineRule="auto"/>
+              <w:ind w:left="720"/>
+            </w:pPr>
+            <w:proofErr w:type="spellStart"/>
+            <w:r>
+              <w:t>NavigationError</w:t>
+            </w:r>
+            <w:proofErr w:type="spellEnd"/>
+          </w:p>
+        </w:tc>
+        <w:tc>
+          <w:tcPr>
+            <w:tcW w:w="0" w:type="auto"/>
+            <w:hideMark/>
+          </w:tcPr>
+          <w:p>
+            <w:pPr>
+              <w:spacing w:after="160" w:line="278" w:lineRule="auto"/>
+              <w:ind w:left="720"/>
+              <w:cnfStyle w:val="000000100000" w:firstRow="0" w:lastRow="0" w:firstColumn="0" w:lastColumn="0" w:oddVBand="0" w:evenVBand="0" w:oddHBand="1" w:evenHBand="0" w:firstRowFirstColumn="0" w:firstRowLastColumn="0" w:lastRowFirstColumn="0" w:lastRowLastColumn="0"/>
+            </w:pPr>
+            <w:r>
+              <w:t>Error</w:t>
+            </w:r>
+          </w:p>
+        </w:tc>
+      </w:tr>
+    </w:tbl>
+    <w:p>
+      <w:pPr>
+        <w:ind w:left="720"/>
+      </w:pPr>
+    </w:p>
+    <w:p>
+      <w:pPr>
+        <w:ind w:left="720"/>
+      </w:pPr>
+      <w:r>
+        <w:t xml:space="preserve">import </w:t>
+      </w:r>
+      <w:proofErr w:type="gramStart"/>
+      <w:r>
+        <w:t>{ Component</w:t>
+      </w:r>
+      <w:proofErr w:type="gramEnd"/>
+      <w:r>
+        <w:t xml:space="preserve">, </w:t>
+      </w:r>
+      <w:proofErr w:type="gramStart"/>
+      <w:r>
+        <w:t>inject }</w:t>
+      </w:r>
+      <w:proofErr w:type="gramEnd"/>
+      <w:r>
+        <w:t xml:space="preserve"> from '@angular/core';</w:t>
+      </w:r>
+    </w:p>
+    <w:p>
+      <w:pPr>
+        <w:ind w:left="720"/>
+      </w:pPr>
+      <w:r>
+        <w:t>import {</w:t>
+      </w:r>
+    </w:p>
+    <w:p>
+      <w:pPr>
+        <w:ind w:left="720"/>
+      </w:pPr>
+      <w:r>
+        <w:t>Router,</w:t>
+      </w:r>
+    </w:p>
+    <w:p>
+      <w:pPr>
+        <w:ind w:left="720"/>
+      </w:pPr>
+      <w:proofErr w:type="spellStart"/>
+      <w:r>
+        <w:t>NavigationEnd</w:t>
+      </w:r>
+      <w:proofErr w:type="spellEnd"/>
+      <w:r>
+        <w:t>,</w:t>
+      </w:r>
+    </w:p>
+    <w:p>
+      <w:pPr>
+        <w:ind w:left="720"/>
+      </w:pPr>
+      <w:proofErr w:type="spellStart"/>
+      <w:r>
+        <w:t>RouterOutlet</w:t>
+      </w:r>
+      <w:proofErr w:type="spellEnd"/>
+    </w:p>
+    <w:p>
+      <w:pPr>
+        <w:ind w:left="720"/>
+      </w:pPr>
+      <w:r>
+        <w:t>} from '@angular/router';</w:t>
+      </w:r>
+    </w:p>
+    <w:p>
+      <w:pPr>
+        <w:ind w:left="720"/>
+      </w:pPr>
+      <w:r>
+        <w:lastRenderedPageBreak/>
+        <w:t xml:space="preserve">import </w:t>
+      </w:r>
+      <w:proofErr w:type="gramStart"/>
+      <w:r>
+        <w:t>{ filter</w:t>
+      </w:r>
+      <w:proofErr w:type="gramEnd"/>
+      <w:r>
+        <w:t xml:space="preserve"> } from '</w:t>
+      </w:r>
+      <w:proofErr w:type="spellStart"/>
+      <w:r>
+        <w:t>rxjs</w:t>
+      </w:r>
+      <w:proofErr w:type="spellEnd"/>
+      <w:r>
+        <w:t>/operators';</w:t>
+      </w:r>
+    </w:p>
+    <w:p>
+      <w:pPr>
+        <w:ind w:left="720"/>
+      </w:pPr>
+    </w:p>
+    <w:p>
+      <w:pPr>
+        <w:ind w:left="720"/>
+      </w:pPr>
+      <w:r>
+        <w:t>@</w:t>
+      </w:r>
+      <w:proofErr w:type="gramStart"/>
+      <w:r>
+        <w:t>Component(</w:t>
+      </w:r>
+      <w:proofErr w:type="gramEnd"/>
+      <w:r>
+        <w:t>{</w:t>
+      </w:r>
+    </w:p>
+    <w:p>
+      <w:pPr>
+        <w:ind w:left="720"/>
+      </w:pPr>
+      <w:r>
+        <w:t>selector: 'app-root',</w:t>
+      </w:r>
+    </w:p>
+    <w:p>
+      <w:pPr>
+        <w:ind w:left="720"/>
+      </w:pPr>
+      <w:r>
+        <w:t>standalone: true,</w:t>
+      </w:r>
+    </w:p>
+    <w:p>
+      <w:pPr>
+        <w:ind w:left="720"/>
+      </w:pPr>
+      <w:r>
+        <w:t>imports: [</w:t>
+      </w:r>
+      <w:proofErr w:type="spellStart"/>
+      <w:r>
+        <w:t>RouterOutlet</w:t>
+      </w:r>
+      <w:proofErr w:type="spellEnd"/>
+      <w:r>
+        <w:t>],</w:t>
+      </w:r>
+    </w:p>
+    <w:p>
+      <w:pPr>
+        <w:ind w:left="720"/>
+      </w:pPr>
+      <w:r>
+        <w:t>template: `</w:t>
+      </w:r>
+    </w:p>
+    <w:p>
+      <w:pPr>
+        <w:ind w:left="720"/>
+      </w:pPr>
+      <w:r>
+        <w:t>&lt;router-outlet /&gt;</w:t>
+      </w:r>
+    </w:p>
+    <w:p>
+      <w:pPr>
+        <w:ind w:left="720"/>
+      </w:pPr>
+      <w:r>
+        <w:t>`</w:t>
+      </w:r>
+    </w:p>
+    <w:p>
+      <w:pPr>
+        <w:ind w:left="720"/>
+      </w:pPr>
+      <w:r>
+        <w:t>})</w:t>
+      </w:r>
+    </w:p>
+    <w:p>
+      <w:pPr>
+        <w:ind w:left="720"/>
+      </w:pPr>
+      <w:r>
+        <w:t xml:space="preserve">export class </w:t>
+      </w:r>
+      <w:proofErr w:type="spellStart"/>
+      <w:r>
+        <w:t>AppComponent</w:t>
+      </w:r>
+      <w:proofErr w:type="spellEnd"/>
+      <w:r>
+        <w:t xml:space="preserve"> {</w:t>
+      </w:r>
+    </w:p>
+    <w:p>
+      <w:pPr>
+        <w:ind w:left="720"/>
+      </w:pPr>
+    </w:p>
+    <w:p>
+      <w:pPr>
+        <w:ind w:left="720"/>
+      </w:pPr>
+      <w:r>
+        <w:t xml:space="preserve">private router = </w:t>
+      </w:r>
+      <w:proofErr w:type="gramStart"/>
+      <w:r>
+        <w:t>inject(</w:t>
+      </w:r>
+      <w:proofErr w:type="gramEnd"/>
+      <w:r>
+        <w:t>Router);</w:t>
+      </w:r>
+    </w:p>
+    <w:p>
+      <w:pPr>
+        <w:ind w:left="720"/>
+      </w:pPr>
+    </w:p>
+    <w:p>
+      <w:pPr>
+        <w:ind w:left="720"/>
+      </w:pPr>
+      <w:proofErr w:type="gramStart"/>
+      <w:r>
+        <w:t>constructor(</w:t>
+      </w:r>
+      <w:proofErr w:type="gramEnd"/>
+      <w:r>
+        <w:t>) {</w:t>
+      </w:r>
+    </w:p>
+    <w:p>
+      <w:pPr>
+        <w:ind w:left="720"/>
+      </w:pPr>
+      <w:proofErr w:type="spellStart"/>
+      <w:proofErr w:type="gramStart"/>
+      <w:r>
+        <w:t>this.router</w:t>
+      </w:r>
+      <w:proofErr w:type="gramEnd"/>
+      <w:r>
+        <w:t>.events</w:t>
+      </w:r>
+      <w:proofErr w:type="spellEnd"/>
+    </w:p>
+    <w:p>
+      <w:pPr>
+        <w:ind w:left="720"/>
+      </w:pPr>
+      <w:proofErr w:type="gramStart"/>
+      <w:r>
+        <w:t>.pipe</w:t>
+      </w:r>
+      <w:proofErr w:type="gramEnd"/>
+      <w:r>
+        <w:t>(</w:t>
+      </w:r>
+    </w:p>
+    <w:p>
+      <w:pPr>
+        <w:ind w:left="720"/>
+      </w:pPr>
+      <w:proofErr w:type="gramStart"/>
+      <w:r>
+        <w:t>filter(</w:t>
+      </w:r>
+      <w:proofErr w:type="gramEnd"/>
+      <w:r>
+        <w:t xml:space="preserve">event =&gt; event </w:t>
+      </w:r>
+      <w:proofErr w:type="spellStart"/>
+      <w:r>
+        <w:t>instanceof</w:t>
+      </w:r>
+      <w:proofErr w:type="spellEnd"/>
+      <w:r>
+        <w:t xml:space="preserve"> </w:t>
+      </w:r>
+      <w:proofErr w:type="spellStart"/>
+      <w:r>
+        <w:t>NavigationEnd</w:t>
+      </w:r>
+      <w:proofErr w:type="spellEnd"/>
+      <w:r>
+        <w:t>)</w:t>
+      </w:r>
+    </w:p>
+    <w:p>
+      <w:pPr>
+        <w:ind w:left="720"/>
+      </w:pPr>
+      <w:r>
+        <w:t>)</w:t>
+      </w:r>
+    </w:p>
+    <w:p>
+      <w:pPr>
+        <w:ind w:left="720"/>
+      </w:pPr>
+      <w:proofErr w:type="gramStart"/>
+      <w:r>
+        <w:t>.subscribe</w:t>
+      </w:r>
+      <w:proofErr w:type="gramEnd"/>
+      <w:r>
+        <w:t>(event =&gt; {</w:t>
+      </w:r>
+    </w:p>
+    <w:p>
+      <w:pPr>
+        <w:ind w:left="720"/>
+      </w:pPr>
+      <w:proofErr w:type="gramStart"/>
+      <w:r>
+        <w:t>console.log(</w:t>
+      </w:r>
+      <w:proofErr w:type="gramEnd"/>
+      <w:r>
+        <w:t>'Navigation completed', event);</w:t>
+      </w:r>
+    </w:p>
+    <w:p>
+      <w:pPr>
+        <w:ind w:left="720"/>
+      </w:pPr>
+      <w:r>
+        <w:t>});</w:t>
+      </w:r>
+    </w:p>
+    <w:p>
+      <w:pPr>
+        <w:ind w:left="720"/>
+      </w:pPr>
+      <w:r>
+        <w:t>}</w:t>
+      </w:r>
+    </w:p>
+    <w:p>
+      <w:pPr>
+        <w:ind w:left="720"/>
+      </w:pPr>
+      <w:r>
+        <w:t>}</w:t>
+      </w:r>
+    </w:p>
+    <w:p>
+      <w:pPr>
+        <w:ind w:left="720"/>
+      </w:pPr>
+    </w:p>
+    <w:p>
+      <w:pPr>
+        <w:pStyle w:val="ListParagraph"/>
+        <w:numPr>
+          <w:ilvl w:val="0"/>
+          <w:numId w:val="2"/>
+        </w:numPr>
+      </w:pPr>
+      <w:proofErr w:type="spellStart"/>
+      <w:r>
+        <w:t>ActivatedRoute</w:t>
+      </w:r>
+      <w:proofErr w:type="spellEnd"/>
     </w:p>
     <w:sectPr>
       <w:pgSz w:w="11906" w:h="16838"/>
@@ -870,6 +2468,544 @@
 <file path=word/numbering.xml><?xml version="1.0" encoding="utf-8"?>
 <w:numbering xmlns:wpc="http://schemas.microsoft.com/office/word/2010/wordprocessingCanvas" xmlns:cx="http://schemas.microsoft.com/office/drawing/2014/chartex" xmlns:cx1="http://schemas.microsoft.com/office/drawing/2015/9/8/chartex" xmlns:cx2="http://schemas.microsoft.com/office/drawing/2015/10/21/chartex" xmlns:cx3="http://schemas.microsoft.com/office/drawing/2016/5/9/chartex" xmlns:cx4="http://schemas.microsoft.com/office/drawing/2016/5/10/chartex" xmlns:cx5="http://schemas.microsoft.com/office/drawing/2016/5/11/chartex" xmlns:cx6="http://schemas.microsoft.com/office/drawing/2016/5/12/chartex" xmlns:cx7="http://schemas.microsoft.com/office/drawing/2016/5/13/chartex" xmlns:cx8="http://schemas.microsoft.com/office/drawing/2016/5/14/chartex" xmlns:mc="http://schemas.openxmlformats.org/markup-compatibility/2006" xmlns:aink="http://schemas.microsoft.com/office/drawing/2016/ink" xmlns:am3d="http://schemas.microsoft.com/office/drawing/2017/model3d" xmlns:o="urn:schemas-microsoft-com:office:office" xmlns:oel="http://schemas.microsoft.com/office/2019/extlst" xmlns:r="http://schemas.openxmlformats.org/officeDocument/2006/relationships" xmlns:m="http://schemas.openxmlformats.org/officeDocument/2006/math" xmlns:v="urn:schemas-microsoft-com:vml" xmlns:wp14="http://schemas.microsoft.com/office/word/2010/wordprocessingDrawing" xmlns:wp="http://schemas.openxmlformats.org/drawingml/2006/wordprocessingDrawing" xmlns:w10="urn:schemas-microsoft-com:office:word" xmlns:w="http://schemas.openxmlformats.org/wordprocessingml/2006/main" xmlns:w14="http://schemas.microsoft.com/office/word/2010/wordml" xmlns:w15="http://schemas.microsoft.com/office/word/2012/wordml" xmlns:w16cex="http://schemas.microsoft.com/office/word/2018/wordml/cex" xmlns:w16cid="http://schemas.microsoft.com/office/word/2016/wordml/cid" xmlns:w16="http://schemas.microsoft.com/office/word/2018/wordml" xmlns:w16du="http://schemas.microsoft.com/office/word/2023/wordml/word16du" xmlns:w16sdtdh="http://schemas.microsoft.com/office/word/2020/wordml/sdtdatahash" xmlns:w16sdtfl="http://schemas.microsoft.com/office/word/2024/wordml/sdtformatlock" xmlns:w16se="http://schemas.microsoft.com/office/word/2015/wordml/symex" xmlns:wpg="http://schemas.microsoft.com/office/word/2010/wordprocessingGroup" xmlns:wpi="http://schemas.microsoft.com/office/word/2010/wordprocessingInk" xmlns:wne="http://schemas.microsoft.com/office/word/2006/wordml" xmlns:wps="http://schemas.microsoft.com/office/word/2010/wordprocessingShape" mc:Ignorable="w14 w15 w16se w16cid w16 w16cex w16sdtdh w16sdtfl w16du wp14">
   <w:abstractNum w:abstractNumId="0" w15:restartNumberingAfterBreak="0">
+    <w:nsid w:val="0A6E5C08"/>
+    <w:multiLevelType w:val="hybridMultilevel"/>
+    <w:tmpl w:val="EA1CB95C"/>
+    <w:lvl w:ilvl="0" w:tplc="40090001">
+      <w:start w:val="1"/>
+      <w:numFmt w:val="bullet"/>
+      <w:lvlText w:val=""/>
+      <w:lvlJc w:val="left"/>
+      <w:pPr>
+        <w:ind w:left="2160" w:hanging="360"/>
+      </w:pPr>
+      <w:rPr>
+        <w:rFonts w:ascii="Symbol" w:hAnsi="Symbol" w:hint="default"/>
+      </w:rPr>
+    </w:lvl>
+    <w:lvl w:ilvl="1" w:tplc="40090003" w:tentative="1">
+      <w:start w:val="1"/>
+      <w:numFmt w:val="bullet"/>
+      <w:lvlText w:val="o"/>
+      <w:lvlJc w:val="left"/>
+      <w:pPr>
+        <w:ind w:left="2880" w:hanging="360"/>
+      </w:pPr>
+      <w:rPr>
+        <w:rFonts w:ascii="Courier New" w:hAnsi="Courier New" w:cs="Courier New" w:hint="default"/>
+      </w:rPr>
+    </w:lvl>
+    <w:lvl w:ilvl="2" w:tplc="40090005" w:tentative="1">
+      <w:start w:val="1"/>
+      <w:numFmt w:val="bullet"/>
+      <w:lvlText w:val=""/>
+      <w:lvlJc w:val="left"/>
+      <w:pPr>
+        <w:ind w:left="3600" w:hanging="360"/>
+      </w:pPr>
+      <w:rPr>
+        <w:rFonts w:ascii="Wingdings" w:hAnsi="Wingdings" w:hint="default"/>
+      </w:rPr>
+    </w:lvl>
+    <w:lvl w:ilvl="3" w:tplc="40090001" w:tentative="1">
+      <w:start w:val="1"/>
+      <w:numFmt w:val="bullet"/>
+      <w:lvlText w:val=""/>
+      <w:lvlJc w:val="left"/>
+      <w:pPr>
+        <w:ind w:left="4320" w:hanging="360"/>
+      </w:pPr>
+      <w:rPr>
+        <w:rFonts w:ascii="Symbol" w:hAnsi="Symbol" w:hint="default"/>
+      </w:rPr>
+    </w:lvl>
+    <w:lvl w:ilvl="4" w:tplc="40090003" w:tentative="1">
+      <w:start w:val="1"/>
+      <w:numFmt w:val="bullet"/>
+      <w:lvlText w:val="o"/>
+      <w:lvlJc w:val="left"/>
+      <w:pPr>
+        <w:ind w:left="5040" w:hanging="360"/>
+      </w:pPr>
+      <w:rPr>
+        <w:rFonts w:ascii="Courier New" w:hAnsi="Courier New" w:cs="Courier New" w:hint="default"/>
+      </w:rPr>
+    </w:lvl>
+    <w:lvl w:ilvl="5" w:tplc="40090005" w:tentative="1">
+      <w:start w:val="1"/>
+      <w:numFmt w:val="bullet"/>
+      <w:lvlText w:val=""/>
+      <w:lvlJc w:val="left"/>
+      <w:pPr>
+        <w:ind w:left="5760" w:hanging="360"/>
+      </w:pPr>
+      <w:rPr>
+        <w:rFonts w:ascii="Wingdings" w:hAnsi="Wingdings" w:hint="default"/>
+      </w:rPr>
+    </w:lvl>
+    <w:lvl w:ilvl="6" w:tplc="40090001" w:tentative="1">
+      <w:start w:val="1"/>
+      <w:numFmt w:val="bullet"/>
+      <w:lvlText w:val=""/>
+      <w:lvlJc w:val="left"/>
+      <w:pPr>
+        <w:ind w:left="6480" w:hanging="360"/>
+      </w:pPr>
+      <w:rPr>
+        <w:rFonts w:ascii="Symbol" w:hAnsi="Symbol" w:hint="default"/>
+      </w:rPr>
+    </w:lvl>
+    <w:lvl w:ilvl="7" w:tplc="40090003" w:tentative="1">
+      <w:start w:val="1"/>
+      <w:numFmt w:val="bullet"/>
+      <w:lvlText w:val="o"/>
+      <w:lvlJc w:val="left"/>
+      <w:pPr>
+        <w:ind w:left="7200" w:hanging="360"/>
+      </w:pPr>
+      <w:rPr>
+        <w:rFonts w:ascii="Courier New" w:hAnsi="Courier New" w:cs="Courier New" w:hint="default"/>
+      </w:rPr>
+    </w:lvl>
+    <w:lvl w:ilvl="8" w:tplc="40090005" w:tentative="1">
+      <w:start w:val="1"/>
+      <w:numFmt w:val="bullet"/>
+      <w:lvlText w:val=""/>
+      <w:lvlJc w:val="left"/>
+      <w:pPr>
+        <w:ind w:left="7920" w:hanging="360"/>
+      </w:pPr>
+      <w:rPr>
+        <w:rFonts w:ascii="Wingdings" w:hAnsi="Wingdings" w:hint="default"/>
+      </w:rPr>
+    </w:lvl>
+  </w:abstractNum>
+  <w:abstractNum w:abstractNumId="1" w15:restartNumberingAfterBreak="0">
+    <w:nsid w:val="19993F8B"/>
+    <w:multiLevelType w:val="hybridMultilevel"/>
+    <w:tmpl w:val="E0E40626"/>
+    <w:lvl w:ilvl="0" w:tplc="40090001">
+      <w:start w:val="1"/>
+      <w:numFmt w:val="bullet"/>
+      <w:lvlText w:val=""/>
+      <w:lvlJc w:val="left"/>
+      <w:pPr>
+        <w:ind w:left="720" w:hanging="360"/>
+      </w:pPr>
+      <w:rPr>
+        <w:rFonts w:ascii="Symbol" w:hAnsi="Symbol" w:hint="default"/>
+      </w:rPr>
+    </w:lvl>
+    <w:lvl w:ilvl="1" w:tplc="40090003" w:tentative="1">
+      <w:start w:val="1"/>
+      <w:numFmt w:val="bullet"/>
+      <w:lvlText w:val="o"/>
+      <w:lvlJc w:val="left"/>
+      <w:pPr>
+        <w:ind w:left="1440" w:hanging="360"/>
+      </w:pPr>
+      <w:rPr>
+        <w:rFonts w:ascii="Courier New" w:hAnsi="Courier New" w:cs="Courier New" w:hint="default"/>
+      </w:rPr>
+    </w:lvl>
+    <w:lvl w:ilvl="2" w:tplc="40090005" w:tentative="1">
+      <w:start w:val="1"/>
+      <w:numFmt w:val="bullet"/>
+      <w:lvlText w:val=""/>
+      <w:lvlJc w:val="left"/>
+      <w:pPr>
+        <w:ind w:left="2160" w:hanging="360"/>
+      </w:pPr>
+      <w:rPr>
+        <w:rFonts w:ascii="Wingdings" w:hAnsi="Wingdings" w:hint="default"/>
+      </w:rPr>
+    </w:lvl>
+    <w:lvl w:ilvl="3" w:tplc="40090001" w:tentative="1">
+      <w:start w:val="1"/>
+      <w:numFmt w:val="bullet"/>
+      <w:lvlText w:val=""/>
+      <w:lvlJc w:val="left"/>
+      <w:pPr>
+        <w:ind w:left="2880" w:hanging="360"/>
+      </w:pPr>
+      <w:rPr>
+        <w:rFonts w:ascii="Symbol" w:hAnsi="Symbol" w:hint="default"/>
+      </w:rPr>
+    </w:lvl>
+    <w:lvl w:ilvl="4" w:tplc="40090003" w:tentative="1">
+      <w:start w:val="1"/>
+      <w:numFmt w:val="bullet"/>
+      <w:lvlText w:val="o"/>
+      <w:lvlJc w:val="left"/>
+      <w:pPr>
+        <w:ind w:left="3600" w:hanging="360"/>
+      </w:pPr>
+      <w:rPr>
+        <w:rFonts w:ascii="Courier New" w:hAnsi="Courier New" w:cs="Courier New" w:hint="default"/>
+      </w:rPr>
+    </w:lvl>
+    <w:lvl w:ilvl="5" w:tplc="40090005" w:tentative="1">
+      <w:start w:val="1"/>
+      <w:numFmt w:val="bullet"/>
+      <w:lvlText w:val=""/>
+      <w:lvlJc w:val="left"/>
+      <w:pPr>
+        <w:ind w:left="4320" w:hanging="360"/>
+      </w:pPr>
+      <w:rPr>
+        <w:rFonts w:ascii="Wingdings" w:hAnsi="Wingdings" w:hint="default"/>
+      </w:rPr>
+    </w:lvl>
+    <w:lvl w:ilvl="6" w:tplc="40090001" w:tentative="1">
+      <w:start w:val="1"/>
+      <w:numFmt w:val="bullet"/>
+      <w:lvlText w:val=""/>
+      <w:lvlJc w:val="left"/>
+      <w:pPr>
+        <w:ind w:left="5040" w:hanging="360"/>
+      </w:pPr>
+      <w:rPr>
+        <w:rFonts w:ascii="Symbol" w:hAnsi="Symbol" w:hint="default"/>
+      </w:rPr>
+    </w:lvl>
+    <w:lvl w:ilvl="7" w:tplc="40090003" w:tentative="1">
+      <w:start w:val="1"/>
+      <w:numFmt w:val="bullet"/>
+      <w:lvlText w:val="o"/>
+      <w:lvlJc w:val="left"/>
+      <w:pPr>
+        <w:ind w:left="5760" w:hanging="360"/>
+      </w:pPr>
+      <w:rPr>
+        <w:rFonts w:ascii="Courier New" w:hAnsi="Courier New" w:cs="Courier New" w:hint="default"/>
+      </w:rPr>
+    </w:lvl>
+    <w:lvl w:ilvl="8" w:tplc="40090005" w:tentative="1">
+      <w:start w:val="1"/>
+      <w:numFmt w:val="bullet"/>
+      <w:lvlText w:val=""/>
+      <w:lvlJc w:val="left"/>
+      <w:pPr>
+        <w:ind w:left="6480" w:hanging="360"/>
+      </w:pPr>
+      <w:rPr>
+        <w:rFonts w:ascii="Wingdings" w:hAnsi="Wingdings" w:hint="default"/>
+      </w:rPr>
+    </w:lvl>
+  </w:abstractNum>
+  <w:abstractNum w:abstractNumId="2" w15:restartNumberingAfterBreak="0">
+    <w:nsid w:val="4A4B627F"/>
+    <w:multiLevelType w:val="hybridMultilevel"/>
+    <w:tmpl w:val="C90087EA"/>
+    <w:lvl w:ilvl="0" w:tplc="4009000F">
+      <w:start w:val="1"/>
+      <w:numFmt w:val="decimal"/>
+      <w:lvlText w:val="%1."/>
+      <w:lvlJc w:val="left"/>
+      <w:pPr>
+        <w:ind w:left="1440" w:hanging="360"/>
+      </w:pPr>
+    </w:lvl>
+    <w:lvl w:ilvl="1" w:tplc="40090019" w:tentative="1">
+      <w:start w:val="1"/>
+      <w:numFmt w:val="lowerLetter"/>
+      <w:lvlText w:val="%2."/>
+      <w:lvlJc w:val="left"/>
+      <w:pPr>
+        <w:ind w:left="2160" w:hanging="360"/>
+      </w:pPr>
+    </w:lvl>
+    <w:lvl w:ilvl="2" w:tplc="4009001B" w:tentative="1">
+      <w:start w:val="1"/>
+      <w:numFmt w:val="lowerRoman"/>
+      <w:lvlText w:val="%3."/>
+      <w:lvlJc w:val="right"/>
+      <w:pPr>
+        <w:ind w:left="2880" w:hanging="180"/>
+      </w:pPr>
+    </w:lvl>
+    <w:lvl w:ilvl="3" w:tplc="4009000F" w:tentative="1">
+      <w:start w:val="1"/>
+      <w:numFmt w:val="decimal"/>
+      <w:lvlText w:val="%4."/>
+      <w:lvlJc w:val="left"/>
+      <w:pPr>
+        <w:ind w:left="3600" w:hanging="360"/>
+      </w:pPr>
+    </w:lvl>
+    <w:lvl w:ilvl="4" w:tplc="40090019" w:tentative="1">
+      <w:start w:val="1"/>
+      <w:numFmt w:val="lowerLetter"/>
+      <w:lvlText w:val="%5."/>
+      <w:lvlJc w:val="left"/>
+      <w:pPr>
+        <w:ind w:left="4320" w:hanging="360"/>
+      </w:pPr>
+    </w:lvl>
+    <w:lvl w:ilvl="5" w:tplc="4009001B" w:tentative="1">
+      <w:start w:val="1"/>
+      <w:numFmt w:val="lowerRoman"/>
+      <w:lvlText w:val="%6."/>
+      <w:lvlJc w:val="right"/>
+      <w:pPr>
+        <w:ind w:left="5040" w:hanging="180"/>
+      </w:pPr>
+    </w:lvl>
+    <w:lvl w:ilvl="6" w:tplc="4009000F" w:tentative="1">
+      <w:start w:val="1"/>
+      <w:numFmt w:val="decimal"/>
+      <w:lvlText w:val="%7."/>
+      <w:lvlJc w:val="left"/>
+      <w:pPr>
+        <w:ind w:left="5760" w:hanging="360"/>
+      </w:pPr>
+    </w:lvl>
+    <w:lvl w:ilvl="7" w:tplc="40090019" w:tentative="1">
+      <w:start w:val="1"/>
+      <w:numFmt w:val="lowerLetter"/>
+      <w:lvlText w:val="%8."/>
+      <w:lvlJc w:val="left"/>
+      <w:pPr>
+        <w:ind w:left="6480" w:hanging="360"/>
+      </w:pPr>
+    </w:lvl>
+    <w:lvl w:ilvl="8" w:tplc="4009001B" w:tentative="1">
+      <w:start w:val="1"/>
+      <w:numFmt w:val="lowerRoman"/>
+      <w:lvlText w:val="%9."/>
+      <w:lvlJc w:val="right"/>
+      <w:pPr>
+        <w:ind w:left="7200" w:hanging="180"/>
+      </w:pPr>
+    </w:lvl>
+  </w:abstractNum>
+  <w:abstractNum w:abstractNumId="3" w15:restartNumberingAfterBreak="0">
+    <w:nsid w:val="507D0B1D"/>
+    <w:multiLevelType w:val="hybridMultilevel"/>
+    <w:tmpl w:val="EF703AB8"/>
+    <w:lvl w:ilvl="0" w:tplc="40090001">
+      <w:start w:val="1"/>
+      <w:numFmt w:val="bullet"/>
+      <w:lvlText w:val=""/>
+      <w:lvlJc w:val="left"/>
+      <w:pPr>
+        <w:ind w:left="720" w:hanging="360"/>
+      </w:pPr>
+      <w:rPr>
+        <w:rFonts w:ascii="Symbol" w:hAnsi="Symbol" w:hint="default"/>
+      </w:rPr>
+    </w:lvl>
+    <w:lvl w:ilvl="1" w:tplc="40090003" w:tentative="1">
+      <w:start w:val="1"/>
+      <w:numFmt w:val="bullet"/>
+      <w:lvlText w:val="o"/>
+      <w:lvlJc w:val="left"/>
+      <w:pPr>
+        <w:ind w:left="1440" w:hanging="360"/>
+      </w:pPr>
+      <w:rPr>
+        <w:rFonts w:ascii="Courier New" w:hAnsi="Courier New" w:cs="Courier New" w:hint="default"/>
+      </w:rPr>
+    </w:lvl>
+    <w:lvl w:ilvl="2" w:tplc="40090005" w:tentative="1">
+      <w:start w:val="1"/>
+      <w:numFmt w:val="bullet"/>
+      <w:lvlText w:val=""/>
+      <w:lvlJc w:val="left"/>
+      <w:pPr>
+        <w:ind w:left="2160" w:hanging="360"/>
+      </w:pPr>
+      <w:rPr>
+        <w:rFonts w:ascii="Wingdings" w:hAnsi="Wingdings" w:hint="default"/>
+      </w:rPr>
+    </w:lvl>
+    <w:lvl w:ilvl="3" w:tplc="40090001" w:tentative="1">
+      <w:start w:val="1"/>
+      <w:numFmt w:val="bullet"/>
+      <w:lvlText w:val=""/>
+      <w:lvlJc w:val="left"/>
+      <w:pPr>
+        <w:ind w:left="2880" w:hanging="360"/>
+      </w:pPr>
+      <w:rPr>
+        <w:rFonts w:ascii="Symbol" w:hAnsi="Symbol" w:hint="default"/>
+      </w:rPr>
+    </w:lvl>
+    <w:lvl w:ilvl="4" w:tplc="40090003" w:tentative="1">
+      <w:start w:val="1"/>
+      <w:numFmt w:val="bullet"/>
+      <w:lvlText w:val="o"/>
+      <w:lvlJc w:val="left"/>
+      <w:pPr>
+        <w:ind w:left="3600" w:hanging="360"/>
+      </w:pPr>
+      <w:rPr>
+        <w:rFonts w:ascii="Courier New" w:hAnsi="Courier New" w:cs="Courier New" w:hint="default"/>
+      </w:rPr>
+    </w:lvl>
+    <w:lvl w:ilvl="5" w:tplc="40090005" w:tentative="1">
+      <w:start w:val="1"/>
+      <w:numFmt w:val="bullet"/>
+      <w:lvlText w:val=""/>
+      <w:lvlJc w:val="left"/>
+      <w:pPr>
+        <w:ind w:left="4320" w:hanging="360"/>
+      </w:pPr>
+      <w:rPr>
+        <w:rFonts w:ascii="Wingdings" w:hAnsi="Wingdings" w:hint="default"/>
+      </w:rPr>
+    </w:lvl>
+    <w:lvl w:ilvl="6" w:tplc="40090001" w:tentative="1">
+      <w:start w:val="1"/>
+      <w:numFmt w:val="bullet"/>
+      <w:lvlText w:val=""/>
+      <w:lvlJc w:val="left"/>
+      <w:pPr>
+        <w:ind w:left="5040" w:hanging="360"/>
+      </w:pPr>
+      <w:rPr>
+        <w:rFonts w:ascii="Symbol" w:hAnsi="Symbol" w:hint="default"/>
+      </w:rPr>
+    </w:lvl>
+    <w:lvl w:ilvl="7" w:tplc="40090003" w:tentative="1">
+      <w:start w:val="1"/>
+      <w:numFmt w:val="bullet"/>
+      <w:lvlText w:val="o"/>
+      <w:lvlJc w:val="left"/>
+      <w:pPr>
+        <w:ind w:left="5760" w:hanging="360"/>
+      </w:pPr>
+      <w:rPr>
+        <w:rFonts w:ascii="Courier New" w:hAnsi="Courier New" w:cs="Courier New" w:hint="default"/>
+      </w:rPr>
+    </w:lvl>
+    <w:lvl w:ilvl="8" w:tplc="40090005" w:tentative="1">
+      <w:start w:val="1"/>
+      <w:numFmt w:val="bullet"/>
+      <w:lvlText w:val=""/>
+      <w:lvlJc w:val="left"/>
+      <w:pPr>
+        <w:ind w:left="6480" w:hanging="360"/>
+      </w:pPr>
+      <w:rPr>
+        <w:rFonts w:ascii="Wingdings" w:hAnsi="Wingdings" w:hint="default"/>
+      </w:rPr>
+    </w:lvl>
+  </w:abstractNum>
+  <w:abstractNum w:abstractNumId="4" w15:restartNumberingAfterBreak="0">
+    <w:nsid w:val="52234EAC"/>
+    <w:multiLevelType w:val="hybridMultilevel"/>
+    <w:tmpl w:val="D276B8A0"/>
+    <w:lvl w:ilvl="0" w:tplc="40090001">
+      <w:start w:val="1"/>
+      <w:numFmt w:val="bullet"/>
+      <w:lvlText w:val=""/>
+      <w:lvlJc w:val="left"/>
+      <w:pPr>
+        <w:ind w:left="720" w:hanging="360"/>
+      </w:pPr>
+      <w:rPr>
+        <w:rFonts w:ascii="Symbol" w:hAnsi="Symbol" w:hint="default"/>
+      </w:rPr>
+    </w:lvl>
+    <w:lvl w:ilvl="1" w:tplc="40090003" w:tentative="1">
+      <w:start w:val="1"/>
+      <w:numFmt w:val="bullet"/>
+      <w:lvlText w:val="o"/>
+      <w:lvlJc w:val="left"/>
+      <w:pPr>
+        <w:ind w:left="1440" w:hanging="360"/>
+      </w:pPr>
+      <w:rPr>
+        <w:rFonts w:ascii="Courier New" w:hAnsi="Courier New" w:cs="Courier New" w:hint="default"/>
+      </w:rPr>
+    </w:lvl>
+    <w:lvl w:ilvl="2" w:tplc="40090005" w:tentative="1">
+      <w:start w:val="1"/>
+      <w:numFmt w:val="bullet"/>
+      <w:lvlText w:val=""/>
+      <w:lvlJc w:val="left"/>
+      <w:pPr>
+        <w:ind w:left="2160" w:hanging="360"/>
+      </w:pPr>
+      <w:rPr>
+        <w:rFonts w:ascii="Wingdings" w:hAnsi="Wingdings" w:hint="default"/>
+      </w:rPr>
+    </w:lvl>
+    <w:lvl w:ilvl="3" w:tplc="40090001" w:tentative="1">
+      <w:start w:val="1"/>
+      <w:numFmt w:val="bullet"/>
+      <w:lvlText w:val=""/>
+      <w:lvlJc w:val="left"/>
+      <w:pPr>
+        <w:ind w:left="2880" w:hanging="360"/>
+      </w:pPr>
+      <w:rPr>
+        <w:rFonts w:ascii="Symbol" w:hAnsi="Symbol" w:hint="default"/>
+      </w:rPr>
+    </w:lvl>
+    <w:lvl w:ilvl="4" w:tplc="40090003" w:tentative="1">
+      <w:start w:val="1"/>
+      <w:numFmt w:val="bullet"/>
+      <w:lvlText w:val="o"/>
+      <w:lvlJc w:val="left"/>
+      <w:pPr>
+        <w:ind w:left="3600" w:hanging="360"/>
+      </w:pPr>
+      <w:rPr>
+        <w:rFonts w:ascii="Courier New" w:hAnsi="Courier New" w:cs="Courier New" w:hint="default"/>
+      </w:rPr>
+    </w:lvl>
+    <w:lvl w:ilvl="5" w:tplc="40090005" w:tentative="1">
+      <w:start w:val="1"/>
+      <w:numFmt w:val="bullet"/>
+      <w:lvlText w:val=""/>
+      <w:lvlJc w:val="left"/>
+      <w:pPr>
+        <w:ind w:left="4320" w:hanging="360"/>
+      </w:pPr>
+      <w:rPr>
+        <w:rFonts w:ascii="Wingdings" w:hAnsi="Wingdings" w:hint="default"/>
+      </w:rPr>
+    </w:lvl>
+    <w:lvl w:ilvl="6" w:tplc="40090001" w:tentative="1">
+      <w:start w:val="1"/>
+      <w:numFmt w:val="bullet"/>
+      <w:lvlText w:val=""/>
+      <w:lvlJc w:val="left"/>
+      <w:pPr>
+        <w:ind w:left="5040" w:hanging="360"/>
+      </w:pPr>
+      <w:rPr>
+        <w:rFonts w:ascii="Symbol" w:hAnsi="Symbol" w:hint="default"/>
+      </w:rPr>
+    </w:lvl>
+    <w:lvl w:ilvl="7" w:tplc="40090003" w:tentative="1">
+      <w:start w:val="1"/>
+      <w:numFmt w:val="bullet"/>
+      <w:lvlText w:val="o"/>
+      <w:lvlJc w:val="left"/>
+      <w:pPr>
+        <w:ind w:left="5760" w:hanging="360"/>
+      </w:pPr>
+      <w:rPr>
+        <w:rFonts w:ascii="Courier New" w:hAnsi="Courier New" w:cs="Courier New" w:hint="default"/>
+      </w:rPr>
+    </w:lvl>
+    <w:lvl w:ilvl="8" w:tplc="40090005" w:tentative="1">
+      <w:start w:val="1"/>
+      <w:numFmt w:val="bullet"/>
+      <w:lvlText w:val=""/>
+      <w:lvlJc w:val="left"/>
+      <w:pPr>
+        <w:ind w:left="6480" w:hanging="360"/>
+      </w:pPr>
+      <w:rPr>
+        <w:rFonts w:ascii="Wingdings" w:hAnsi="Wingdings" w:hint="default"/>
+      </w:rPr>
+    </w:lvl>
+  </w:abstractNum>
+  <w:abstractNum w:abstractNumId="5" w15:restartNumberingAfterBreak="0">
     <w:nsid w:val="69704229"/>
     <w:multiLevelType w:val="hybridMultilevel"/>
     <w:tmpl w:val="5050720E"/>
@@ -982,7 +3118,7 @@
       </w:rPr>
     </w:lvl>
   </w:abstractNum>
-  <w:abstractNum w:abstractNumId="1" w15:restartNumberingAfterBreak="0">
+  <w:abstractNum w:abstractNumId="6" w15:restartNumberingAfterBreak="0">
     <w:nsid w:val="6A6B59C2"/>
     <w:multiLevelType w:val="hybridMultilevel"/>
     <w:tmpl w:val="683A179C"/>
@@ -1068,10 +3204,10 @@
       </w:pPr>
     </w:lvl>
   </w:abstractNum>
-  <w:abstractNum w:abstractNumId="2" w15:restartNumberingAfterBreak="0">
+  <w:abstractNum w:abstractNumId="7" w15:restartNumberingAfterBreak="0">
     <w:nsid w:val="710F1062"/>
     <w:multiLevelType w:val="hybridMultilevel"/>
-    <w:tmpl w:val="68CEFE80"/>
+    <w:tmpl w:val="F1B8CA7E"/>
     <w:lvl w:ilvl="0" w:tplc="40090001">
       <w:start w:val="1"/>
       <w:numFmt w:val="bullet"/>
@@ -1084,13 +3220,126 @@
         <w:rFonts w:ascii="Symbol" w:hAnsi="Symbol" w:hint="default"/>
       </w:rPr>
     </w:lvl>
+    <w:lvl w:ilvl="1" w:tplc="40090003">
+      <w:start w:val="1"/>
+      <w:numFmt w:val="bullet"/>
+      <w:lvlText w:val="o"/>
+      <w:lvlJc w:val="left"/>
+      <w:pPr>
+        <w:ind w:left="1440" w:hanging="360"/>
+      </w:pPr>
+      <w:rPr>
+        <w:rFonts w:ascii="Courier New" w:hAnsi="Courier New" w:cs="Courier New" w:hint="default"/>
+      </w:rPr>
+    </w:lvl>
+    <w:lvl w:ilvl="2" w:tplc="40090005" w:tentative="1">
+      <w:start w:val="1"/>
+      <w:numFmt w:val="bullet"/>
+      <w:lvlText w:val=""/>
+      <w:lvlJc w:val="left"/>
+      <w:pPr>
+        <w:ind w:left="2160" w:hanging="360"/>
+      </w:pPr>
+      <w:rPr>
+        <w:rFonts w:ascii="Wingdings" w:hAnsi="Wingdings" w:hint="default"/>
+      </w:rPr>
+    </w:lvl>
+    <w:lvl w:ilvl="3" w:tplc="40090001" w:tentative="1">
+      <w:start w:val="1"/>
+      <w:numFmt w:val="bullet"/>
+      <w:lvlText w:val=""/>
+      <w:lvlJc w:val="left"/>
+      <w:pPr>
+        <w:ind w:left="2880" w:hanging="360"/>
+      </w:pPr>
+      <w:rPr>
+        <w:rFonts w:ascii="Symbol" w:hAnsi="Symbol" w:hint="default"/>
+      </w:rPr>
+    </w:lvl>
+    <w:lvl w:ilvl="4" w:tplc="40090003" w:tentative="1">
+      <w:start w:val="1"/>
+      <w:numFmt w:val="bullet"/>
+      <w:lvlText w:val="o"/>
+      <w:lvlJc w:val="left"/>
+      <w:pPr>
+        <w:ind w:left="3600" w:hanging="360"/>
+      </w:pPr>
+      <w:rPr>
+        <w:rFonts w:ascii="Courier New" w:hAnsi="Courier New" w:cs="Courier New" w:hint="default"/>
+      </w:rPr>
+    </w:lvl>
+    <w:lvl w:ilvl="5" w:tplc="40090005" w:tentative="1">
+      <w:start w:val="1"/>
+      <w:numFmt w:val="bullet"/>
+      <w:lvlText w:val=""/>
+      <w:lvlJc w:val="left"/>
+      <w:pPr>
+        <w:ind w:left="4320" w:hanging="360"/>
+      </w:pPr>
+      <w:rPr>
+        <w:rFonts w:ascii="Wingdings" w:hAnsi="Wingdings" w:hint="default"/>
+      </w:rPr>
+    </w:lvl>
+    <w:lvl w:ilvl="6" w:tplc="40090001" w:tentative="1">
+      <w:start w:val="1"/>
+      <w:numFmt w:val="bullet"/>
+      <w:lvlText w:val=""/>
+      <w:lvlJc w:val="left"/>
+      <w:pPr>
+        <w:ind w:left="5040" w:hanging="360"/>
+      </w:pPr>
+      <w:rPr>
+        <w:rFonts w:ascii="Symbol" w:hAnsi="Symbol" w:hint="default"/>
+      </w:rPr>
+    </w:lvl>
+    <w:lvl w:ilvl="7" w:tplc="40090003" w:tentative="1">
+      <w:start w:val="1"/>
+      <w:numFmt w:val="bullet"/>
+      <w:lvlText w:val="o"/>
+      <w:lvlJc w:val="left"/>
+      <w:pPr>
+        <w:ind w:left="5760" w:hanging="360"/>
+      </w:pPr>
+      <w:rPr>
+        <w:rFonts w:ascii="Courier New" w:hAnsi="Courier New" w:cs="Courier New" w:hint="default"/>
+      </w:rPr>
+    </w:lvl>
+    <w:lvl w:ilvl="8" w:tplc="40090005" w:tentative="1">
+      <w:start w:val="1"/>
+      <w:numFmt w:val="bullet"/>
+      <w:lvlText w:val=""/>
+      <w:lvlJc w:val="left"/>
+      <w:pPr>
+        <w:ind w:left="6480" w:hanging="360"/>
+      </w:pPr>
+      <w:rPr>
+        <w:rFonts w:ascii="Wingdings" w:hAnsi="Wingdings" w:hint="default"/>
+      </w:rPr>
+    </w:lvl>
+  </w:abstractNum>
+  <w:abstractNum w:abstractNumId="8" w15:restartNumberingAfterBreak="0">
+    <w:nsid w:val="72242370"/>
+    <w:multiLevelType w:val="hybridMultilevel"/>
+    <w:tmpl w:val="8E4EE8C6"/>
+    <w:lvl w:ilvl="0" w:tplc="40090001">
+      <w:start w:val="1"/>
+      <w:numFmt w:val="bullet"/>
+      <w:lvlText w:val=""/>
+      <w:lvlJc w:val="left"/>
+      <w:pPr>
+        <w:ind w:left="2160" w:hanging="360"/>
+      </w:pPr>
+      <w:rPr>
+        <w:rFonts w:ascii="Symbol" w:hAnsi="Symbol" w:hint="default"/>
+      </w:rPr>
+    </w:lvl>
     <w:lvl w:ilvl="1" w:tplc="40090003" w:tentative="1">
       <w:start w:val="1"/>
       <w:numFmt w:val="bullet"/>
       <w:lvlText w:val="o"/>
       <w:lvlJc w:val="left"/>
       <w:pPr>
-        <w:ind w:left="1440" w:hanging="360"/>
+        <w:ind w:left="2880" w:hanging="360"/>
       </w:pPr>
       <w:rPr>
         <w:rFonts w:ascii="Courier New" w:hAnsi="Courier New" w:cs="Courier New" w:hint="default"/>
@@ -1102,9 +3351,122 @@
       <w:lvlText w:val=""/>
       <w:lvlJc w:val="left"/>
       <w:pPr>
+        <w:ind w:left="3600" w:hanging="360"/>
+      </w:pPr>
+      <w:rPr>
+        <w:rFonts w:ascii="Wingdings" w:hAnsi="Wingdings" w:hint="default"/>
+      </w:rPr>
+    </w:lvl>
+    <w:lvl w:ilvl="3" w:tplc="40090001" w:tentative="1">
+      <w:start w:val="1"/>
+      <w:numFmt w:val="bullet"/>
+      <w:lvlText w:val=""/>
+      <w:lvlJc w:val="left"/>
+      <w:pPr>
+        <w:ind w:left="4320" w:hanging="360"/>
+      </w:pPr>
+      <w:rPr>
+        <w:rFonts w:ascii="Symbol" w:hAnsi="Symbol" w:hint="default"/>
+      </w:rPr>
+    </w:lvl>
+    <w:lvl w:ilvl="4" w:tplc="40090003" w:tentative="1">
+      <w:start w:val="1"/>
+      <w:numFmt w:val="bullet"/>
+      <w:lvlText w:val="o"/>
+      <w:lvlJc w:val="left"/>
+      <w:pPr>
+        <w:ind w:left="5040" w:hanging="360"/>
+      </w:pPr>
+      <w:rPr>
+        <w:rFonts w:ascii="Courier New" w:hAnsi="Courier New" w:cs="Courier New" w:hint="default"/>
+      </w:rPr>
+    </w:lvl>
+    <w:lvl w:ilvl="5" w:tplc="40090005" w:tentative="1">
+      <w:start w:val="1"/>
+      <w:numFmt w:val="bullet"/>
+      <w:lvlText w:val=""/>
+      <w:lvlJc w:val="left"/>
+      <w:pPr>
+        <w:ind w:left="5760" w:hanging="360"/>
+      </w:pPr>
+      <w:rPr>
+        <w:rFonts w:ascii="Wingdings" w:hAnsi="Wingdings" w:hint="default"/>
+      </w:rPr>
+    </w:lvl>
+    <w:lvl w:ilvl="6" w:tplc="40090001" w:tentative="1">
+      <w:start w:val="1"/>
+      <w:numFmt w:val="bullet"/>
+      <w:lvlText w:val=""/>
+      <w:lvlJc w:val="left"/>
+      <w:pPr>
+        <w:ind w:left="6480" w:hanging="360"/>
+      </w:pPr>
+      <w:rPr>
+        <w:rFonts w:ascii="Symbol" w:hAnsi="Symbol" w:hint="default"/>
+      </w:rPr>
+    </w:lvl>
+    <w:lvl w:ilvl="7" w:tplc="40090003" w:tentative="1">
+      <w:start w:val="1"/>
+      <w:numFmt w:val="bullet"/>
+      <w:lvlText w:val="o"/>
+      <w:lvlJc w:val="left"/>
+      <w:pPr>
+        <w:ind w:left="7200" w:hanging="360"/>
+      </w:pPr>
+      <w:rPr>
+        <w:rFonts w:ascii="Courier New" w:hAnsi="Courier New" w:cs="Courier New" w:hint="default"/>
+      </w:rPr>
+    </w:lvl>
+    <w:lvl w:ilvl="8" w:tplc="40090005" w:tentative="1">
+      <w:start w:val="1"/>
+      <w:numFmt w:val="bullet"/>
+      <w:lvlText w:val=""/>
+      <w:lvlJc w:val="left"/>
+      <w:pPr>
+        <w:ind w:left="7920" w:hanging="360"/>
+      </w:pPr>
+      <w:rPr>
+        <w:rFonts w:ascii="Wingdings" w:hAnsi="Wingdings" w:hint="default"/>
+      </w:rPr>
+    </w:lvl>
+  </w:abstractNum>
+  <w:abstractNum w:abstractNumId="9" w15:restartNumberingAfterBreak="0">
+    <w:nsid w:val="73B66491"/>
+    <w:multiLevelType w:val="hybridMultilevel"/>
+    <w:tmpl w:val="9CC0D7C4"/>
+    <w:lvl w:ilvl="0" w:tplc="40090001">
+      <w:start w:val="1"/>
+      <w:numFmt w:val="bullet"/>
+      <w:lvlText w:val=""/>
+      <w:lvlJc w:val="left"/>
+      <w:pPr>
         <w:ind w:left="2160" w:hanging="360"/>
       </w:pPr>
       <w:rPr>
+        <w:rFonts w:ascii="Symbol" w:hAnsi="Symbol" w:hint="default"/>
+      </w:rPr>
+    </w:lvl>
+    <w:lvl w:ilvl="1" w:tplc="40090003" w:tentative="1">
+      <w:start w:val="1"/>
+      <w:numFmt w:val="bullet"/>
+      <w:lvlText w:val="o"/>
+      <w:lvlJc w:val="left"/>
+      <w:pPr>
+        <w:ind w:left="2880" w:hanging="360"/>
+      </w:pPr>
+      <w:rPr>
+        <w:rFonts w:ascii="Courier New" w:hAnsi="Courier New" w:cs="Courier New" w:hint="default"/>
+      </w:rPr>
+    </w:lvl>
+    <w:lvl w:ilvl="2" w:tplc="40090005" w:tentative="1">
+      <w:start w:val="1"/>
+      <w:numFmt w:val="bullet"/>
+      <w:lvlText w:val=""/>
+      <w:lvlJc w:val="left"/>
+      <w:pPr>
+        <w:ind w:left="3600" w:hanging="360"/>
+      </w:pPr>
+      <w:rPr>
         <w:rFonts w:ascii="Wingdings" w:hAnsi="Wingdings" w:hint="default"/>
       </w:rPr>
     </w:lvl>
@@ -1114,7 +3476,7 @@
       <w:lvlText w:val=""/>
       <w:lvlJc w:val="left"/>
       <w:pPr>
-        <w:ind w:left="2880" w:hanging="360"/>
+        <w:ind w:left="4320" w:hanging="360"/>
       </w:pPr>
       <w:rPr>
         <w:rFonts w:ascii="Symbol" w:hAnsi="Symbol" w:hint="default"/>
@@ -1126,7 +3488,7 @@
       <w:lvlText w:val="o"/>
       <w:lvlJc w:val="left"/>
       <w:pPr>
-        <w:ind w:left="3600" w:hanging="360"/>
+        <w:ind w:left="5040" w:hanging="360"/>
       </w:pPr>
       <w:rPr>
         <w:rFonts w:ascii="Courier New" w:hAnsi="Courier New" w:cs="Courier New" w:hint="default"/>
@@ -1138,7 +3500,7 @@
       <w:lvlText w:val=""/>
       <w:lvlJc w:val="left"/>
       <w:pPr>
-        <w:ind w:left="4320" w:hanging="360"/>
+        <w:ind w:left="5760" w:hanging="360"/>
       </w:pPr>
       <w:rPr>
         <w:rFonts w:ascii="Wingdings" w:hAnsi="Wingdings" w:hint="default"/>
@@ -1150,7 +3512,7 @@
       <w:lvlText w:val=""/>
       <w:lvlJc w:val="left"/>
       <w:pPr>
-        <w:ind w:left="5040" w:hanging="360"/>
+        <w:ind w:left="6480" w:hanging="360"/>
       </w:pPr>
       <w:rPr>
         <w:rFonts w:ascii="Symbol" w:hAnsi="Symbol" w:hint="default"/>
@@ -1162,7 +3524,7 @@
       <w:lvlText w:val="o"/>
       <w:lvlJc w:val="left"/>
       <w:pPr>
-        <w:ind w:left="5760" w:hanging="360"/>
+        <w:ind w:left="7200" w:hanging="360"/>
       </w:pPr>
       <w:rPr>
         <w:rFonts w:ascii="Courier New" w:hAnsi="Courier New" w:cs="Courier New" w:hint="default"/>
@@ -1174,14 +3536,14 @@
       <w:lvlText w:val=""/>
       <w:lvlJc w:val="left"/>
       <w:pPr>
-        <w:ind w:left="6480" w:hanging="360"/>
+        <w:ind w:left="7920" w:hanging="360"/>
       </w:pPr>
       <w:rPr>
         <w:rFonts w:ascii="Wingdings" w:hAnsi="Wingdings" w:hint="default"/>
       </w:rPr>
     </w:lvl>
   </w:abstractNum>
-  <w:abstractNum w:abstractNumId="3" w15:restartNumberingAfterBreak="0">
+  <w:abstractNum w:abstractNumId="10" w15:restartNumberingAfterBreak="0">
     <w:nsid w:val="7E5A2360"/>
     <w:multiLevelType w:val="hybridMultilevel"/>
     <w:tmpl w:val="A5F8BC26"/>
@@ -1295,16 +3657,37 @@
     </w:lvl>
   </w:abstractNum>
   <w:num w:numId="1" w16cid:durableId="1897668779">
+    <w:abstractNumId w:val="5"/>
+  </w:num>
+  <w:num w:numId="2" w16cid:durableId="543177504">
+    <w:abstractNumId w:val="7"/>
+  </w:num>
+  <w:num w:numId="3" w16cid:durableId="993530873">
+    <w:abstractNumId w:val="10"/>
+  </w:num>
+  <w:num w:numId="4" w16cid:durableId="8725081">
+    <w:abstractNumId w:val="6"/>
+  </w:num>
+  <w:num w:numId="5" w16cid:durableId="988821375">
+    <w:abstractNumId w:val="4"/>
+  </w:num>
+  <w:num w:numId="6" w16cid:durableId="768702884">
+    <w:abstractNumId w:val="3"/>
+  </w:num>
+  <w:num w:numId="7" w16cid:durableId="1577398542">
+    <w:abstractNumId w:val="1"/>
+  </w:num>
+  <w:num w:numId="8" w16cid:durableId="1540514847">
+    <w:abstractNumId w:val="2"/>
+  </w:num>
+  <w:num w:numId="9" w16cid:durableId="969090453">
+    <w:abstractNumId w:val="8"/>
+  </w:num>
+  <w:num w:numId="10" w16cid:durableId="1061055001">
     <w:abstractNumId w:val="0"/>
   </w:num>
-  <w:num w:numId="2" w16cid:durableId="543177504">
-    <w:abstractNumId w:val="2"/>
-  </w:num>
-  <w:num w:numId="3" w16cid:durableId="993530873">
-    <w:abstractNumId w:val="3"/>
-  </w:num>
-  <w:num w:numId="4" w16cid:durableId="8725081">
-    <w:abstractNumId w:val="1"/>
+  <w:num w:numId="11" w16cid:durableId="865556128">
+    <w:abstractNumId w:val="9"/>
   </w:num>
 </w:numbering>
 </file>
@@ -2225,6 +4608,80 @@
       <w:spacing w:val="5"/>
     </w:rPr>
   </w:style>
+  <w:style w:type="table" w:styleId="ListTable4-Accent4">
+    <w:name w:val="List Table 4 Accent 4"/>
+    <w:basedOn w:val="TableNormal"/>
+    <w:uiPriority w:val="49"/>
+    <w:rsid w:val="00CE7BC6"/>
+    <w:pPr>
+      <w:spacing w:after="0" w:line="240" w:lineRule="auto"/>
+    </w:pPr>
+    <w:tblPr>
+      <w:tblStyleRowBandSize w:val="1"/>
+      <w:tblStyleColBandSize w:val="1"/>
+      <w:tblBorders>
+        <w:top w:val="single" w:sz="4" w:space="0" w:color="60CAF3" w:themeColor="accent4" w:themeTint="99"/>
+        <w:left w:val="single" w:sz="4" w:space="0" w:color="60CAF3" w:themeColor="accent4" w:themeTint="99"/>
+        <w:bottom w:val="single" w:sz="4" w:space="0" w:color="60CAF3" w:themeColor="accent4" w:themeTint="99"/>
+        <w:right w:val="single" w:sz="4" w:space="0" w:color="60CAF3" w:themeColor="accent4" w:themeTint="99"/>
+        <w:insideH w:val="single" w:sz="4" w:space="0" w:color="60CAF3" w:themeColor="accent4" w:themeTint="99"/>
+      </w:tblBorders>
+    </w:tblPr>
+    <w:tblStylePr w:type="firstRow">
+      <w:rPr>
+        <w:b/>
+        <w:bCs/>
+        <w:color w:val="FFFFFF" w:themeColor="background1"/>
+      </w:rPr>
+      <w:tblPr/>
+      <w:tcPr>
+        <w:tcBorders>
+          <w:top w:val="single" w:sz="4" w:space="0" w:color="0F9ED5" w:themeColor="accent4"/>
+          <w:left w:val="single" w:sz="4" w:space="0" w:color="0F9ED5" w:themeColor="accent4"/>
+          <w:bottom w:val="single" w:sz="4" w:space="0" w:color="0F9ED5" w:themeColor="accent4"/>
+          <w:right w:val="single" w:sz="4" w:space="0" w:color="0F9ED5" w:themeColor="accent4"/>
+          <w:insideH w:val="nil"/>
+        </w:tcBorders>
+        <w:shd w:val="clear" w:color="auto" w:fill="0F9ED5" w:themeFill="accent4"/>
+      </w:tcPr>
+    </w:tblStylePr>
+    <w:tblStylePr w:type="lastRow">
+      <w:rPr>
+        <w:b/>
+        <w:bCs/>
+      </w:rPr>
+      <w:tblPr/>
+      <w:tcPr>
+        <w:tcBorders>
+          <w:top w:val="double" w:sz="4" w:space="0" w:color="60CAF3" w:themeColor="accent4" w:themeTint="99"/>
+        </w:tcBorders>
+      </w:tcPr>
+    </w:tblStylePr>
+    <w:tblStylePr w:type="firstCol">
+      <w:rPr>
+        <w:b/>
+        <w:bCs/>
+      </w:rPr>
+    </w:tblStylePr>
+    <w:tblStylePr w:type="lastCol">
+      <w:rPr>
+        <w:b/>
+        <w:bCs/>
+      </w:rPr>
+    </w:tblStylePr>
+    <w:tblStylePr w:type="band1Vert">
+      <w:tblPr/>
+      <w:tcPr>
+        <w:shd w:val="clear" w:color="auto" w:fill="CAEDFB" w:themeFill="accent4" w:themeFillTint="33"/>
+      </w:tcPr>
+    </w:tblStylePr>
+    <w:tblStylePr w:type="band1Horz">
+      <w:tblPr/>
+      <w:tcPr>
+        <w:shd w:val="clear" w:color="auto" w:fill="CAEDFB" w:themeFill="accent4" w:themeFillTint="33"/>
+      </w:tcPr>
+    </w:tblStylePr>
+  </w:style>
 </w:styles>
 </file>
 
